--- a/Оператор автоматических и полуавтоматических станков и линий станков/профессиональной подготовки 15474 Оператор станков/105. ПО_П_ФОС_Оператор станков_2-3_разр.docx
+++ b/Оператор автоматических и полуавтоматических станков и линий станков/профессиональной подготовки 15474 Оператор станков/105. ПО_П_ФОС_Оператор станков_2-3_разр.docx
@@ -1025,55 +1025,55 @@
           <w:rFonts w:ascii="Times New Roman" w:hAnsi="Times New Roman"/>
           <w:sz w:val="28"/>
         </w:rPr>
-        <w:t>14. Какой тип подшипника воспринимает только радиальную нагрузку?</w:t>
-      </w:r>
-    </w:p>
-    <w:p>
-      <w:pPr>
-        <w:ind w:left="567"/>
-      </w:pPr>
-      <w:r>
-        <w:rPr>
-          <w:rFonts w:ascii="Times New Roman" w:hAnsi="Times New Roman"/>
-          <w:sz w:val="28"/>
-        </w:rPr>
-        <w:t>A) Упорный подшипник;</w:t>
-      </w:r>
-    </w:p>
-    <w:p>
-      <w:pPr>
-        <w:ind w:left="567"/>
-      </w:pPr>
-      <w:r>
-        <w:rPr>
-          <w:rFonts w:ascii="Times New Roman" w:hAnsi="Times New Roman"/>
-          <w:sz w:val="28"/>
-        </w:rPr>
-        <w:t>B) Радиально-упорный подшипник;</w:t>
-      </w:r>
-    </w:p>
-    <w:p>
-      <w:pPr>
-        <w:ind w:left="567"/>
-      </w:pPr>
-      <w:r>
-        <w:rPr>
-          <w:rFonts w:ascii="Times New Roman" w:hAnsi="Times New Roman"/>
-          <w:sz w:val="28"/>
-        </w:rPr>
-        <w:t>C) Радиальный шариковый подшипник;</w:t>
-      </w:r>
-    </w:p>
-    <w:p>
-      <w:pPr>
-        <w:ind w:left="567"/>
-      </w:pPr>
-      <w:r>
-        <w:rPr>
-          <w:rFonts w:ascii="Times New Roman" w:hAnsi="Times New Roman"/>
-          <w:sz w:val="28"/>
-        </w:rPr>
-        <w:t>D) Подшипник скольжения;</w:t>
+        <w:t>14. Какой вид передачи обеспечивает передачу вращения между пересекающимися валами?</w:t>
+      </w:r>
+    </w:p>
+    <w:p>
+      <w:pPr>
+        <w:ind w:left="567"/>
+      </w:pPr>
+      <w:r>
+        <w:rPr>
+          <w:rFonts w:ascii="Times New Roman" w:hAnsi="Times New Roman"/>
+          <w:sz w:val="28"/>
+        </w:rPr>
+        <w:t>A) Цепная передача;</w:t>
+      </w:r>
+    </w:p>
+    <w:p>
+      <w:pPr>
+        <w:ind w:left="567"/>
+      </w:pPr>
+      <w:r>
+        <w:rPr>
+          <w:rFonts w:ascii="Times New Roman" w:hAnsi="Times New Roman"/>
+          <w:sz w:val="28"/>
+        </w:rPr>
+        <w:t>B) Ремённая передача;</w:t>
+      </w:r>
+    </w:p>
+    <w:p>
+      <w:pPr>
+        <w:ind w:left="567"/>
+      </w:pPr>
+      <w:r>
+        <w:rPr>
+          <w:rFonts w:ascii="Times New Roman" w:hAnsi="Times New Roman"/>
+          <w:sz w:val="28"/>
+        </w:rPr>
+        <w:t>C) Червячная передача;</w:t>
+      </w:r>
+    </w:p>
+    <w:p>
+      <w:pPr>
+        <w:ind w:left="567"/>
+      </w:pPr>
+      <w:r>
+        <w:rPr>
+          <w:rFonts w:ascii="Times New Roman" w:hAnsi="Times New Roman"/>
+          <w:sz w:val="28"/>
+        </w:rPr>
+        <w:t>D) Зубчатая цилиндрическая передача;</w:t>
       </w:r>
     </w:p>
     <w:p>
@@ -1902,55 +1902,55 @@
           <w:rFonts w:ascii="Times New Roman" w:hAnsi="Times New Roman"/>
           <w:sz w:val="28"/>
         </w:rPr>
-        <w:t>7. Какой вид деформации характеризуется изменением формы тела без изменения объёма?</w:t>
-      </w:r>
-    </w:p>
-    <w:p>
-      <w:pPr>
-        <w:ind w:left="567"/>
-      </w:pPr>
-      <w:r>
-        <w:rPr>
-          <w:rFonts w:ascii="Times New Roman" w:hAnsi="Times New Roman"/>
-          <w:sz w:val="28"/>
-        </w:rPr>
-        <w:t>A) Растяжение;</w:t>
-      </w:r>
-    </w:p>
-    <w:p>
-      <w:pPr>
-        <w:ind w:left="567"/>
-      </w:pPr>
-      <w:r>
-        <w:rPr>
-          <w:rFonts w:ascii="Times New Roman" w:hAnsi="Times New Roman"/>
-          <w:sz w:val="28"/>
-        </w:rPr>
-        <w:t>B) Сжатие;</w:t>
-      </w:r>
-    </w:p>
-    <w:p>
-      <w:pPr>
-        <w:ind w:left="567"/>
-      </w:pPr>
-      <w:r>
-        <w:rPr>
-          <w:rFonts w:ascii="Times New Roman" w:hAnsi="Times New Roman"/>
-          <w:sz w:val="28"/>
-        </w:rPr>
-        <w:t>C) Сдвиг;</w:t>
-      </w:r>
-    </w:p>
-    <w:p>
-      <w:pPr>
-        <w:ind w:left="567"/>
-      </w:pPr>
-      <w:r>
-        <w:rPr>
-          <w:rFonts w:ascii="Times New Roman" w:hAnsi="Times New Roman"/>
-          <w:sz w:val="28"/>
-        </w:rPr>
-        <w:t>D) Кручение;</w:t>
+        <w:t>7. Какой тип подшипника воспринимает только радиальную нагрузку?</w:t>
+      </w:r>
+    </w:p>
+    <w:p>
+      <w:pPr>
+        <w:ind w:left="567"/>
+      </w:pPr>
+      <w:r>
+        <w:rPr>
+          <w:rFonts w:ascii="Times New Roman" w:hAnsi="Times New Roman"/>
+          <w:sz w:val="28"/>
+        </w:rPr>
+        <w:t>A) Упорный подшипник;</w:t>
+      </w:r>
+    </w:p>
+    <w:p>
+      <w:pPr>
+        <w:ind w:left="567"/>
+      </w:pPr>
+      <w:r>
+        <w:rPr>
+          <w:rFonts w:ascii="Times New Roman" w:hAnsi="Times New Roman"/>
+          <w:sz w:val="28"/>
+        </w:rPr>
+        <w:t>B) Радиально-упорный подшипник;</w:t>
+      </w:r>
+    </w:p>
+    <w:p>
+      <w:pPr>
+        <w:ind w:left="567"/>
+      </w:pPr>
+      <w:r>
+        <w:rPr>
+          <w:rFonts w:ascii="Times New Roman" w:hAnsi="Times New Roman"/>
+          <w:sz w:val="28"/>
+        </w:rPr>
+        <w:t>C) Радиальный шариковый подшипник;</w:t>
+      </w:r>
+    </w:p>
+    <w:p>
+      <w:pPr>
+        <w:ind w:left="567"/>
+      </w:pPr>
+      <w:r>
+        <w:rPr>
+          <w:rFonts w:ascii="Times New Roman" w:hAnsi="Times New Roman"/>
+          <w:sz w:val="28"/>
+        </w:rPr>
+        <w:t>D) Подшипник скольжения;</w:t>
       </w:r>
     </w:p>
     <w:p>
@@ -2694,55 +2694,55 @@
           <w:rFonts w:ascii="Times New Roman" w:hAnsi="Times New Roman"/>
           <w:sz w:val="28"/>
         </w:rPr>
-        <w:t>19. Согласно ГОСТ 25346, какой квалитет соответствует грубой точности обработки?</w:t>
-      </w:r>
-    </w:p>
-    <w:p>
-      <w:pPr>
-        <w:ind w:left="567"/>
-      </w:pPr>
-      <w:r>
-        <w:rPr>
-          <w:rFonts w:ascii="Times New Roman" w:hAnsi="Times New Roman"/>
-          <w:sz w:val="28"/>
-        </w:rPr>
-        <w:t>A) IT5-IT6;</w:t>
-      </w:r>
-    </w:p>
-    <w:p>
-      <w:pPr>
-        <w:ind w:left="567"/>
-      </w:pPr>
-      <w:r>
-        <w:rPr>
-          <w:rFonts w:ascii="Times New Roman" w:hAnsi="Times New Roman"/>
-          <w:sz w:val="28"/>
-        </w:rPr>
-        <w:t>B) IT7-IT8;</w:t>
-      </w:r>
-    </w:p>
-    <w:p>
-      <w:pPr>
-        <w:ind w:left="567"/>
-      </w:pPr>
-      <w:r>
-        <w:rPr>
-          <w:rFonts w:ascii="Times New Roman" w:hAnsi="Times New Roman"/>
-          <w:sz w:val="28"/>
-        </w:rPr>
-        <w:t>C) IT9-IT10;</w:t>
-      </w:r>
-    </w:p>
-    <w:p>
-      <w:pPr>
-        <w:ind w:left="567"/>
-      </w:pPr>
-      <w:r>
-        <w:rPr>
-          <w:rFonts w:ascii="Times New Roman" w:hAnsi="Times New Roman"/>
-          <w:sz w:val="28"/>
-        </w:rPr>
-        <w:t>D) IT12-IT14;</w:t>
+        <w:t>19. Согласно ГОСТ 25346, что такое номинальный размер?</w:t>
+      </w:r>
+    </w:p>
+    <w:p>
+      <w:pPr>
+        <w:ind w:left="567"/>
+      </w:pPr>
+      <w:r>
+        <w:rPr>
+          <w:rFonts w:ascii="Times New Roman" w:hAnsi="Times New Roman"/>
+          <w:sz w:val="28"/>
+        </w:rPr>
+        <w:t>A) Размер, полученный при измерении детали;</w:t>
+      </w:r>
+    </w:p>
+    <w:p>
+      <w:pPr>
+        <w:ind w:left="567"/>
+      </w:pPr>
+      <w:r>
+        <w:rPr>
+          <w:rFonts w:ascii="Times New Roman" w:hAnsi="Times New Roman"/>
+          <w:sz w:val="28"/>
+        </w:rPr>
+        <w:t>B) Минимально допустимый размер;</w:t>
+      </w:r>
+    </w:p>
+    <w:p>
+      <w:pPr>
+        <w:ind w:left="567"/>
+      </w:pPr>
+      <w:r>
+        <w:rPr>
+          <w:rFonts w:ascii="Times New Roman" w:hAnsi="Times New Roman"/>
+          <w:sz w:val="28"/>
+        </w:rPr>
+        <w:t>C) Максимально допустимый размер;</w:t>
+      </w:r>
+    </w:p>
+    <w:p>
+      <w:pPr>
+        <w:ind w:left="567"/>
+      </w:pPr>
+      <w:r>
+        <w:rPr>
+          <w:rFonts w:ascii="Times New Roman" w:hAnsi="Times New Roman"/>
+          <w:sz w:val="28"/>
+        </w:rPr>
+        <w:t>D) Размер, относительно которого определяются отклонения;</w:t>
       </w:r>
     </w:p>
     <w:p>
@@ -3835,55 +3835,55 @@
           <w:rFonts w:ascii="Times New Roman" w:hAnsi="Times New Roman"/>
           <w:sz w:val="28"/>
         </w:rPr>
-        <w:t>16. Согласно ПОТ ЭЭ, в каком случае работник может единолично обслуживать электроустановки до 1000 В?</w:t>
-      </w:r>
-    </w:p>
-    <w:p>
-      <w:pPr>
-        <w:ind w:left="567"/>
-      </w:pPr>
-      <w:r>
-        <w:rPr>
-          <w:rFonts w:ascii="Times New Roman" w:hAnsi="Times New Roman"/>
-          <w:sz w:val="28"/>
-        </w:rPr>
-        <w:t>A) При наличии III группы;</w:t>
-      </w:r>
-    </w:p>
-    <w:p>
-      <w:pPr>
-        <w:ind w:left="567"/>
-      </w:pPr>
-      <w:r>
-        <w:rPr>
-          <w:rFonts w:ascii="Times New Roman" w:hAnsi="Times New Roman"/>
-          <w:sz w:val="28"/>
-        </w:rPr>
-        <w:t>B) При наличии наряда-допуска;</w:t>
-      </w:r>
-    </w:p>
-    <w:p>
-      <w:pPr>
-        <w:ind w:left="567"/>
-      </w:pPr>
-      <w:r>
-        <w:rPr>
-          <w:rFonts w:ascii="Times New Roman" w:hAnsi="Times New Roman"/>
-          <w:sz w:val="28"/>
-        </w:rPr>
-        <w:t>C) При наличии IV группы;</w:t>
-      </w:r>
-    </w:p>
-    <w:p>
-      <w:pPr>
-        <w:ind w:left="567"/>
-      </w:pPr>
-      <w:r>
-        <w:rPr>
-          <w:rFonts w:ascii="Times New Roman" w:hAnsi="Times New Roman"/>
-          <w:sz w:val="28"/>
-        </w:rPr>
-        <w:t>D) При наличии II группы и возраста не менее 18 лет;</w:t>
+        <w:t>16. Согласно Приказу Минтруда 903н, с какой периодичности проводится повторная проверка знаний по электробезопасности для персонала административно-технической организации?</w:t>
+      </w:r>
+    </w:p>
+    <w:p>
+      <w:pPr>
+        <w:ind w:left="567"/>
+      </w:pPr>
+      <w:r>
+        <w:rPr>
+          <w:rFonts w:ascii="Times New Roman" w:hAnsi="Times New Roman"/>
+          <w:sz w:val="28"/>
+        </w:rPr>
+        <w:t>A) Один раз в год;</w:t>
+      </w:r>
+    </w:p>
+    <w:p>
+      <w:pPr>
+        <w:ind w:left="567"/>
+      </w:pPr>
+      <w:r>
+        <w:rPr>
+          <w:rFonts w:ascii="Times New Roman" w:hAnsi="Times New Roman"/>
+          <w:sz w:val="28"/>
+        </w:rPr>
+        <w:t>B) Один раз в пять лет;</w:t>
+      </w:r>
+    </w:p>
+    <w:p>
+      <w:pPr>
+        <w:ind w:left="567"/>
+      </w:pPr>
+      <w:r>
+        <w:rPr>
+          <w:rFonts w:ascii="Times New Roman" w:hAnsi="Times New Roman"/>
+          <w:sz w:val="28"/>
+        </w:rPr>
+        <w:t>C) Один раз в два года;</w:t>
+      </w:r>
+    </w:p>
+    <w:p>
+      <w:pPr>
+        <w:ind w:left="567"/>
+      </w:pPr>
+      <w:r>
+        <w:rPr>
+          <w:rFonts w:ascii="Times New Roman" w:hAnsi="Times New Roman"/>
+          <w:sz w:val="28"/>
+        </w:rPr>
+        <w:t>D) Один раз в три года;</w:t>
       </w:r>
     </w:p>
     <w:p>
@@ -4316,55 +4316,55 @@
           <w:rFonts w:ascii="Times New Roman" w:hAnsi="Times New Roman"/>
           <w:sz w:val="28"/>
         </w:rPr>
-        <w:t>3. Согласно ПТЭЭП, какой вид плана рекомендуется составлять для ликвидации аварий в электроустановках?</w:t>
-      </w:r>
-    </w:p>
-    <w:p>
-      <w:pPr>
-        <w:ind w:left="567"/>
-      </w:pPr>
-      <w:r>
-        <w:rPr>
-          <w:rFonts w:ascii="Times New Roman" w:hAnsi="Times New Roman"/>
-          <w:sz w:val="28"/>
-        </w:rPr>
-        <w:t>A) План эвакуации;</w:t>
-      </w:r>
-    </w:p>
-    <w:p>
-      <w:pPr>
-        <w:ind w:left="567"/>
-      </w:pPr>
-      <w:r>
-        <w:rPr>
-          <w:rFonts w:ascii="Times New Roman" w:hAnsi="Times New Roman"/>
-          <w:sz w:val="28"/>
-        </w:rPr>
-        <w:t>B) Бланк переключений;</w:t>
-      </w:r>
-    </w:p>
-    <w:p>
-      <w:pPr>
-        <w:ind w:left="567"/>
-      </w:pPr>
-      <w:r>
-        <w:rPr>
-          <w:rFonts w:ascii="Times New Roman" w:hAnsi="Times New Roman"/>
-          <w:sz w:val="28"/>
-        </w:rPr>
-        <w:t>C) Инструкцию по ликвидации аварий;</w:t>
-      </w:r>
-    </w:p>
-    <w:p>
-      <w:pPr>
-        <w:ind w:left="567"/>
-      </w:pPr>
-      <w:r>
-        <w:rPr>
-          <w:rFonts w:ascii="Times New Roman" w:hAnsi="Times New Roman"/>
-          <w:sz w:val="28"/>
-        </w:rPr>
-        <w:t>D) Журнал дефектов;</w:t>
+        <w:t>3. Согласно ПОТ ЭЭ, какое минимальное расстояние от токоведущих частей до человека без применения электрозащитных средств в установках до 1000 В?</w:t>
+      </w:r>
+    </w:p>
+    <w:p>
+      <w:pPr>
+        <w:ind w:left="567"/>
+      </w:pPr>
+      <w:r>
+        <w:rPr>
+          <w:rFonts w:ascii="Times New Roman" w:hAnsi="Times New Roman"/>
+          <w:sz w:val="28"/>
+        </w:rPr>
+        <w:t>A) 0,2 м;</w:t>
+      </w:r>
+    </w:p>
+    <w:p>
+      <w:pPr>
+        <w:ind w:left="567"/>
+      </w:pPr>
+      <w:r>
+        <w:rPr>
+          <w:rFonts w:ascii="Times New Roman" w:hAnsi="Times New Roman"/>
+          <w:sz w:val="28"/>
+        </w:rPr>
+        <w:t>B) 0,4 м;</w:t>
+      </w:r>
+    </w:p>
+    <w:p>
+      <w:pPr>
+        <w:ind w:left="567"/>
+      </w:pPr>
+      <w:r>
+        <w:rPr>
+          <w:rFonts w:ascii="Times New Roman" w:hAnsi="Times New Roman"/>
+          <w:sz w:val="28"/>
+        </w:rPr>
+        <w:t>C) 0,6 м;</w:t>
+      </w:r>
+    </w:p>
+    <w:p>
+      <w:pPr>
+        <w:ind w:left="567"/>
+      </w:pPr>
+      <w:r>
+        <w:rPr>
+          <w:rFonts w:ascii="Times New Roman" w:hAnsi="Times New Roman"/>
+          <w:sz w:val="28"/>
+        </w:rPr>
+        <w:t>D) Не нормируется, если руки сухие;</w:t>
       </w:r>
     </w:p>
     <w:p>
@@ -4712,55 +4712,55 @@
           <w:rFonts w:ascii="Times New Roman" w:hAnsi="Times New Roman"/>
           <w:sz w:val="28"/>
         </w:rPr>
-        <w:t>9. Какой профиль зуба обеспечивает постоянное передаточное отношение?</w:t>
-      </w:r>
-    </w:p>
-    <w:p>
-      <w:pPr>
-        <w:ind w:left="567"/>
-      </w:pPr>
-      <w:r>
-        <w:rPr>
-          <w:rFonts w:ascii="Times New Roman" w:hAnsi="Times New Roman"/>
-          <w:sz w:val="28"/>
-        </w:rPr>
-        <w:t>A) Трапецеидальный;</w:t>
-      </w:r>
-    </w:p>
-    <w:p>
-      <w:pPr>
-        <w:ind w:left="567"/>
-      </w:pPr>
-      <w:r>
-        <w:rPr>
-          <w:rFonts w:ascii="Times New Roman" w:hAnsi="Times New Roman"/>
-          <w:sz w:val="28"/>
-        </w:rPr>
-        <w:t>B) Прямоугольный;</w:t>
-      </w:r>
-    </w:p>
-    <w:p>
-      <w:pPr>
-        <w:ind w:left="567"/>
-      </w:pPr>
-      <w:r>
-        <w:rPr>
-          <w:rFonts w:ascii="Times New Roman" w:hAnsi="Times New Roman"/>
-          <w:sz w:val="28"/>
-        </w:rPr>
-        <w:t>C) Круговой;</w:t>
-      </w:r>
-    </w:p>
-    <w:p>
-      <w:pPr>
-        <w:ind w:left="567"/>
-      </w:pPr>
-      <w:r>
-        <w:rPr>
-          <w:rFonts w:ascii="Times New Roman" w:hAnsi="Times New Roman"/>
-          <w:sz w:val="28"/>
-        </w:rPr>
-        <w:t>D) Эвольвентный;</w:t>
+        <w:t>9. Что такое усталость материала при переменных нагрузках?</w:t>
+      </w:r>
+    </w:p>
+    <w:p>
+      <w:pPr>
+        <w:ind w:left="567"/>
+      </w:pPr>
+      <w:r>
+        <w:rPr>
+          <w:rFonts w:ascii="Times New Roman" w:hAnsi="Times New Roman"/>
+          <w:sz w:val="28"/>
+        </w:rPr>
+        <w:t>A) Снижение твёрдости при нагреве;</w:t>
+      </w:r>
+    </w:p>
+    <w:p>
+      <w:pPr>
+        <w:ind w:left="567"/>
+      </w:pPr>
+      <w:r>
+        <w:rPr>
+          <w:rFonts w:ascii="Times New Roman" w:hAnsi="Times New Roman"/>
+          <w:sz w:val="28"/>
+        </w:rPr>
+        <w:t>B) Увеличение прочности при длительной эксплуатации;</w:t>
+      </w:r>
+    </w:p>
+    <w:p>
+      <w:pPr>
+        <w:ind w:left="567"/>
+      </w:pPr>
+      <w:r>
+        <w:rPr>
+          <w:rFonts w:ascii="Times New Roman" w:hAnsi="Times New Roman"/>
+          <w:sz w:val="28"/>
+        </w:rPr>
+        <w:t>C) Пластическая деформация при статической нагрузке;</w:t>
+      </w:r>
+    </w:p>
+    <w:p>
+      <w:pPr>
+        <w:ind w:left="567"/>
+      </w:pPr>
+      <w:r>
+        <w:rPr>
+          <w:rFonts w:ascii="Times New Roman" w:hAnsi="Times New Roman"/>
+          <w:sz w:val="28"/>
+        </w:rPr>
+        <w:t>D) Разрушение при напряжениях ниже предела текучести после многократного циклического нагружения;</w:t>
       </w:r>
     </w:p>
     <w:p>
@@ -6711,55 +6711,55 @@
           <w:rFonts w:ascii="Times New Roman" w:hAnsi="Times New Roman"/>
           <w:sz w:val="28"/>
         </w:rPr>
-        <w:t>19. Согласно ГОСТ 1050, сталь какой марки содержит наибольшее количество углерода из перечисленных?</w:t>
-      </w:r>
-    </w:p>
-    <w:p>
-      <w:pPr>
-        <w:ind w:left="567"/>
-      </w:pPr>
-      <w:r>
-        <w:rPr>
-          <w:rFonts w:ascii="Times New Roman" w:hAnsi="Times New Roman"/>
-          <w:sz w:val="28"/>
-        </w:rPr>
-        <w:t>A) Сталь 08;</w:t>
-      </w:r>
-    </w:p>
-    <w:p>
-      <w:pPr>
-        <w:ind w:left="567"/>
-      </w:pPr>
-      <w:r>
-        <w:rPr>
-          <w:rFonts w:ascii="Times New Roman" w:hAnsi="Times New Roman"/>
-          <w:sz w:val="28"/>
-        </w:rPr>
-        <w:t>B) Сталь 20;</w:t>
-      </w:r>
-    </w:p>
-    <w:p>
-      <w:pPr>
-        <w:ind w:left="567"/>
-      </w:pPr>
-      <w:r>
-        <w:rPr>
-          <w:rFonts w:ascii="Times New Roman" w:hAnsi="Times New Roman"/>
-          <w:sz w:val="28"/>
-        </w:rPr>
-        <w:t>C) Сталь 45;</w:t>
-      </w:r>
-    </w:p>
-    <w:p>
-      <w:pPr>
-        <w:ind w:left="567"/>
-      </w:pPr>
-      <w:r>
-        <w:rPr>
-          <w:rFonts w:ascii="Times New Roman" w:hAnsi="Times New Roman"/>
-          <w:sz w:val="28"/>
-        </w:rPr>
-        <w:t>D) Сталь 10;</w:t>
+        <w:t>19. Какой вид термической обработки повышает твёрдость углеродистой стали?</w:t>
+      </w:r>
+    </w:p>
+    <w:p>
+      <w:pPr>
+        <w:ind w:left="567"/>
+      </w:pPr>
+      <w:r>
+        <w:rPr>
+          <w:rFonts w:ascii="Times New Roman" w:hAnsi="Times New Roman"/>
+          <w:sz w:val="28"/>
+        </w:rPr>
+        <w:t>A) Отжиг;</w:t>
+      </w:r>
+    </w:p>
+    <w:p>
+      <w:pPr>
+        <w:ind w:left="567"/>
+      </w:pPr>
+      <w:r>
+        <w:rPr>
+          <w:rFonts w:ascii="Times New Roman" w:hAnsi="Times New Roman"/>
+          <w:sz w:val="28"/>
+        </w:rPr>
+        <w:t>B) Нормализация;</w:t>
+      </w:r>
+    </w:p>
+    <w:p>
+      <w:pPr>
+        <w:ind w:left="567"/>
+      </w:pPr>
+      <w:r>
+        <w:rPr>
+          <w:rFonts w:ascii="Times New Roman" w:hAnsi="Times New Roman"/>
+          <w:sz w:val="28"/>
+        </w:rPr>
+        <w:t>C) Закалка;</w:t>
+      </w:r>
+    </w:p>
+    <w:p>
+      <w:pPr>
+        <w:ind w:left="567"/>
+      </w:pPr>
+      <w:r>
+        <w:rPr>
+          <w:rFonts w:ascii="Times New Roman" w:hAnsi="Times New Roman"/>
+          <w:sz w:val="28"/>
+        </w:rPr>
+        <w:t>D) Отпуск;</w:t>
       </w:r>
     </w:p>
     <w:p>
@@ -6862,55 +6862,55 @@
           <w:rFonts w:ascii="Times New Roman" w:hAnsi="Times New Roman"/>
           <w:sz w:val="28"/>
         </w:rPr>
-        <w:t>1. Что происходит с сталью при отпуске после закалки?</w:t>
-      </w:r>
-    </w:p>
-    <w:p>
-      <w:pPr>
-        <w:ind w:left="567"/>
-      </w:pPr>
-      <w:r>
-        <w:rPr>
-          <w:rFonts w:ascii="Times New Roman" w:hAnsi="Times New Roman"/>
-          <w:sz w:val="28"/>
-        </w:rPr>
-        <w:t>A) Твёрдость увеличивается;</w:t>
-      </w:r>
-    </w:p>
-    <w:p>
-      <w:pPr>
-        <w:ind w:left="567"/>
-      </w:pPr>
-      <w:r>
-        <w:rPr>
-          <w:rFonts w:ascii="Times New Roman" w:hAnsi="Times New Roman"/>
-          <w:sz w:val="28"/>
-        </w:rPr>
-        <w:t>B) Изменяется химический состав;</w:t>
-      </w:r>
-    </w:p>
-    <w:p>
-      <w:pPr>
-        <w:ind w:left="567"/>
-      </w:pPr>
-      <w:r>
-        <w:rPr>
-          <w:rFonts w:ascii="Times New Roman" w:hAnsi="Times New Roman"/>
-          <w:sz w:val="28"/>
-        </w:rPr>
-        <w:t>C) Увеличивается содержание углерода;</w:t>
-      </w:r>
-    </w:p>
-    <w:p>
-      <w:pPr>
-        <w:ind w:left="567"/>
-      </w:pPr>
-      <w:r>
-        <w:rPr>
-          <w:rFonts w:ascii="Times New Roman" w:hAnsi="Times New Roman"/>
-          <w:sz w:val="28"/>
-        </w:rPr>
-        <w:t>D) Уменьшается хрупкость и снимаются внутренние напряжения;</w:t>
+        <w:t>1. Какой тип муфты компенсирует несоосность соединяемых валов?</w:t>
+      </w:r>
+    </w:p>
+    <w:p>
+      <w:pPr>
+        <w:ind w:left="567"/>
+      </w:pPr>
+      <w:r>
+        <w:rPr>
+          <w:rFonts w:ascii="Times New Roman" w:hAnsi="Times New Roman"/>
+          <w:sz w:val="28"/>
+        </w:rPr>
+        <w:t>A) Жёсткая фланцевая муфта;</w:t>
+      </w:r>
+    </w:p>
+    <w:p>
+      <w:pPr>
+        <w:ind w:left="567"/>
+      </w:pPr>
+      <w:r>
+        <w:rPr>
+          <w:rFonts w:ascii="Times New Roman" w:hAnsi="Times New Roman"/>
+          <w:sz w:val="28"/>
+        </w:rPr>
+        <w:t>B) Обгонная муфта;</w:t>
+      </w:r>
+    </w:p>
+    <w:p>
+      <w:pPr>
+        <w:ind w:left="567"/>
+      </w:pPr>
+      <w:r>
+        <w:rPr>
+          <w:rFonts w:ascii="Times New Roman" w:hAnsi="Times New Roman"/>
+          <w:sz w:val="28"/>
+        </w:rPr>
+        <w:t>C) Предохранительная муфта;</w:t>
+      </w:r>
+    </w:p>
+    <w:p>
+      <w:pPr>
+        <w:ind w:left="567"/>
+      </w:pPr>
+      <w:r>
+        <w:rPr>
+          <w:rFonts w:ascii="Times New Roman" w:hAnsi="Times New Roman"/>
+          <w:sz w:val="28"/>
+        </w:rPr>
+        <w:t>D) Упругая втулочно-пальцевая муфта;</w:t>
       </w:r>
     </w:p>
     <w:p>
@@ -7060,55 +7060,55 @@
           <w:rFonts w:ascii="Times New Roman" w:hAnsi="Times New Roman"/>
           <w:sz w:val="28"/>
         </w:rPr>
-        <w:t>4. Согласно ГОСТ 25346, какому квалитету соответствует допуск для размера 100 мм порядка 0,035 мм?</w:t>
-      </w:r>
-    </w:p>
-    <w:p>
-      <w:pPr>
-        <w:ind w:left="567"/>
-      </w:pPr>
-      <w:r>
-        <w:rPr>
-          <w:rFonts w:ascii="Times New Roman" w:hAnsi="Times New Roman"/>
-          <w:sz w:val="28"/>
-        </w:rPr>
-        <w:t>A) IT6;</w:t>
-      </w:r>
-    </w:p>
-    <w:p>
-      <w:pPr>
-        <w:ind w:left="567"/>
-      </w:pPr>
-      <w:r>
-        <w:rPr>
-          <w:rFonts w:ascii="Times New Roman" w:hAnsi="Times New Roman"/>
-          <w:sz w:val="28"/>
-        </w:rPr>
-        <w:t>B) IT7;</w:t>
-      </w:r>
-    </w:p>
-    <w:p>
-      <w:pPr>
-        <w:ind w:left="567"/>
-      </w:pPr>
-      <w:r>
-        <w:rPr>
-          <w:rFonts w:ascii="Times New Roman" w:hAnsi="Times New Roman"/>
-          <w:sz w:val="28"/>
-        </w:rPr>
-        <w:t>C) IT8;</w:t>
-      </w:r>
-    </w:p>
-    <w:p>
-      <w:pPr>
-        <w:ind w:left="567"/>
-      </w:pPr>
-      <w:r>
-        <w:rPr>
-          <w:rFonts w:ascii="Times New Roman" w:hAnsi="Times New Roman"/>
-          <w:sz w:val="28"/>
-        </w:rPr>
-        <w:t>D) IT9;</w:t>
+        <w:t>4. Какова единица измерения крутящего момента в системе СИ?</w:t>
+      </w:r>
+    </w:p>
+    <w:p>
+      <w:pPr>
+        <w:ind w:left="567"/>
+      </w:pPr>
+      <w:r>
+        <w:rPr>
+          <w:rFonts w:ascii="Times New Roman" w:hAnsi="Times New Roman"/>
+          <w:sz w:val="28"/>
+        </w:rPr>
+        <w:t>A) Ньютон (Н);</w:t>
+      </w:r>
+    </w:p>
+    <w:p>
+      <w:pPr>
+        <w:ind w:left="567"/>
+      </w:pPr>
+      <w:r>
+        <w:rPr>
+          <w:rFonts w:ascii="Times New Roman" w:hAnsi="Times New Roman"/>
+          <w:sz w:val="28"/>
+        </w:rPr>
+        <w:t>B) Ватт (Вт);</w:t>
+      </w:r>
+    </w:p>
+    <w:p>
+      <w:pPr>
+        <w:ind w:left="567"/>
+      </w:pPr>
+      <w:r>
+        <w:rPr>
+          <w:rFonts w:ascii="Times New Roman" w:hAnsi="Times New Roman"/>
+          <w:sz w:val="28"/>
+        </w:rPr>
+        <w:t>C) Ньютон-метр (Н*м);</w:t>
+      </w:r>
+    </w:p>
+    <w:p>
+      <w:pPr>
+        <w:ind w:left="567"/>
+      </w:pPr>
+      <w:r>
+        <w:rPr>
+          <w:rFonts w:ascii="Times New Roman" w:hAnsi="Times New Roman"/>
+          <w:sz w:val="28"/>
+        </w:rPr>
+        <w:t>D) Джоуль (Дж);</w:t>
       </w:r>
     </w:p>
     <w:p>
@@ -7456,55 +7456,55 @@
           <w:rFonts w:ascii="Times New Roman" w:hAnsi="Times New Roman"/>
           <w:sz w:val="28"/>
         </w:rPr>
-        <w:t>10. Согласно ГОСТ Р 2.104, в какой графе основной надписи указывается масса изделия?</w:t>
-      </w:r>
-    </w:p>
-    <w:p>
-      <w:pPr>
-        <w:ind w:left="567"/>
-      </w:pPr>
-      <w:r>
-        <w:rPr>
-          <w:rFonts w:ascii="Times New Roman" w:hAnsi="Times New Roman"/>
-          <w:sz w:val="28"/>
-        </w:rPr>
-        <w:t>A) Графа 3;</w:t>
-      </w:r>
-    </w:p>
-    <w:p>
-      <w:pPr>
-        <w:ind w:left="567"/>
-      </w:pPr>
-      <w:r>
-        <w:rPr>
-          <w:rFonts w:ascii="Times New Roman" w:hAnsi="Times New Roman"/>
-          <w:sz w:val="28"/>
-        </w:rPr>
-        <w:t>B) Графа 5;</w:t>
-      </w:r>
-    </w:p>
-    <w:p>
-      <w:pPr>
-        <w:ind w:left="567"/>
-      </w:pPr>
-      <w:r>
-        <w:rPr>
-          <w:rFonts w:ascii="Times New Roman" w:hAnsi="Times New Roman"/>
-          <w:sz w:val="28"/>
-        </w:rPr>
-        <w:t>C) Графа 7;</w:t>
-      </w:r>
-    </w:p>
-    <w:p>
-      <w:pPr>
-        <w:ind w:left="567"/>
-      </w:pPr>
-      <w:r>
-        <w:rPr>
-          <w:rFonts w:ascii="Times New Roman" w:hAnsi="Times New Roman"/>
-          <w:sz w:val="28"/>
-        </w:rPr>
-        <w:t>D) Графа 9;</w:t>
+        <w:t>10. Согласно ГОСТ 2.305, что обозначается на чертеже буквой 'А' в кружке у линии разреза?</w:t>
+      </w:r>
+    </w:p>
+    <w:p>
+      <w:pPr>
+        <w:ind w:left="567"/>
+      </w:pPr>
+      <w:r>
+        <w:rPr>
+          <w:rFonts w:ascii="Times New Roman" w:hAnsi="Times New Roman"/>
+          <w:sz w:val="28"/>
+        </w:rPr>
+        <w:t>A) Размер детали;</w:t>
+      </w:r>
+    </w:p>
+    <w:p>
+      <w:pPr>
+        <w:ind w:left="567"/>
+      </w:pPr>
+      <w:r>
+        <w:rPr>
+          <w:rFonts w:ascii="Times New Roman" w:hAnsi="Times New Roman"/>
+          <w:sz w:val="28"/>
+        </w:rPr>
+        <w:t>B) Допуск;</w:t>
+      </w:r>
+    </w:p>
+    <w:p>
+      <w:pPr>
+        <w:ind w:left="567"/>
+      </w:pPr>
+      <w:r>
+        <w:rPr>
+          <w:rFonts w:ascii="Times New Roman" w:hAnsi="Times New Roman"/>
+          <w:sz w:val="28"/>
+        </w:rPr>
+        <w:t>C) Позицию разреза;</w:t>
+      </w:r>
+    </w:p>
+    <w:p>
+      <w:pPr>
+        <w:ind w:left="567"/>
+      </w:pPr>
+      <w:r>
+        <w:rPr>
+          <w:rFonts w:ascii="Times New Roman" w:hAnsi="Times New Roman"/>
+          <w:sz w:val="28"/>
+        </w:rPr>
+        <w:t>D) Марку материала;</w:t>
       </w:r>
     </w:p>
     <w:p>
@@ -7588,55 +7588,55 @@
           <w:rFonts w:ascii="Times New Roman" w:hAnsi="Times New Roman"/>
           <w:sz w:val="28"/>
         </w:rPr>
-        <w:t>12. Согласно ГОСТ 25346, что такое номинальный размер?</w:t>
-      </w:r>
-    </w:p>
-    <w:p>
-      <w:pPr>
-        <w:ind w:left="567"/>
-      </w:pPr>
-      <w:r>
-        <w:rPr>
-          <w:rFonts w:ascii="Times New Roman" w:hAnsi="Times New Roman"/>
-          <w:sz w:val="28"/>
-        </w:rPr>
-        <w:t>A) Размер, полученный при измерении детали;</w:t>
-      </w:r>
-    </w:p>
-    <w:p>
-      <w:pPr>
-        <w:ind w:left="567"/>
-      </w:pPr>
-      <w:r>
-        <w:rPr>
-          <w:rFonts w:ascii="Times New Roman" w:hAnsi="Times New Roman"/>
-          <w:sz w:val="28"/>
-        </w:rPr>
-        <w:t>B) Минимально допустимый размер;</w:t>
-      </w:r>
-    </w:p>
-    <w:p>
-      <w:pPr>
-        <w:ind w:left="567"/>
-      </w:pPr>
-      <w:r>
-        <w:rPr>
-          <w:rFonts w:ascii="Times New Roman" w:hAnsi="Times New Roman"/>
-          <w:sz w:val="28"/>
-        </w:rPr>
-        <w:t>C) Максимально допустимый размер;</w:t>
-      </w:r>
-    </w:p>
-    <w:p>
-      <w:pPr>
-        <w:ind w:left="567"/>
-      </w:pPr>
-      <w:r>
-        <w:rPr>
-          <w:rFonts w:ascii="Times New Roman" w:hAnsi="Times New Roman"/>
-          <w:sz w:val="28"/>
-        </w:rPr>
-        <w:t>D) Размер, относительно которого определяются отклонения;</w:t>
+        <w:t>12. Какая операция технологического процесса предшествует сверлению отверстия в сплошном материале?</w:t>
+      </w:r>
+    </w:p>
+    <w:p>
+      <w:pPr>
+        <w:ind w:left="567"/>
+      </w:pPr>
+      <w:r>
+        <w:rPr>
+          <w:rFonts w:ascii="Times New Roman" w:hAnsi="Times New Roman"/>
+          <w:sz w:val="28"/>
+        </w:rPr>
+        <w:t>A) Растачивание;</w:t>
+      </w:r>
+    </w:p>
+    <w:p>
+      <w:pPr>
+        <w:ind w:left="567"/>
+      </w:pPr>
+      <w:r>
+        <w:rPr>
+          <w:rFonts w:ascii="Times New Roman" w:hAnsi="Times New Roman"/>
+          <w:sz w:val="28"/>
+        </w:rPr>
+        <w:t>B) Шлифование;</w:t>
+      </w:r>
+    </w:p>
+    <w:p>
+      <w:pPr>
+        <w:ind w:left="567"/>
+      </w:pPr>
+      <w:r>
+        <w:rPr>
+          <w:rFonts w:ascii="Times New Roman" w:hAnsi="Times New Roman"/>
+          <w:sz w:val="28"/>
+        </w:rPr>
+        <w:t>C) Фрезерование;</w:t>
+      </w:r>
+    </w:p>
+    <w:p>
+      <w:pPr>
+        <w:ind w:left="567"/>
+      </w:pPr>
+      <w:r>
+        <w:rPr>
+          <w:rFonts w:ascii="Times New Roman" w:hAnsi="Times New Roman"/>
+          <w:sz w:val="28"/>
+        </w:rPr>
+        <w:t>D) Разметка и кернение;</w:t>
       </w:r>
     </w:p>
     <w:p>
@@ -8597,55 +8597,55 @@
           <w:rFonts w:ascii="Times New Roman" w:hAnsi="Times New Roman"/>
           <w:sz w:val="28"/>
         </w:rPr>
-        <w:t>7. Согласно ГОСТ 2.303, какой тип линии применяется для осевых и центровых линий на чертеже?</w:t>
-      </w:r>
-    </w:p>
-    <w:p>
-      <w:pPr>
-        <w:ind w:left="567"/>
-      </w:pPr>
-      <w:r>
-        <w:rPr>
-          <w:rFonts w:ascii="Times New Roman" w:hAnsi="Times New Roman"/>
-          <w:sz w:val="28"/>
-        </w:rPr>
-        <w:t>A) Сплошная тонкая;</w:t>
-      </w:r>
-    </w:p>
-    <w:p>
-      <w:pPr>
-        <w:ind w:left="567"/>
-      </w:pPr>
-      <w:r>
-        <w:rPr>
-          <w:rFonts w:ascii="Times New Roman" w:hAnsi="Times New Roman"/>
-          <w:sz w:val="28"/>
-        </w:rPr>
-        <w:t>B) Штриховая;</w:t>
-      </w:r>
-    </w:p>
-    <w:p>
-      <w:pPr>
-        <w:ind w:left="567"/>
-      </w:pPr>
-      <w:r>
-        <w:rPr>
-          <w:rFonts w:ascii="Times New Roman" w:hAnsi="Times New Roman"/>
-          <w:sz w:val="28"/>
-        </w:rPr>
-        <w:t>C) Штрихпунктирная тонкая;</w:t>
-      </w:r>
-    </w:p>
-    <w:p>
-      <w:pPr>
-        <w:ind w:left="567"/>
-      </w:pPr>
-      <w:r>
-        <w:rPr>
-          <w:rFonts w:ascii="Times New Roman" w:hAnsi="Times New Roman"/>
-          <w:sz w:val="28"/>
-        </w:rPr>
-        <w:t>D) Разомкнутая;</w:t>
+        <w:t>7. Согласно ПТЭЭП, какой вид плана рекомендуется составлять для ликвидации аварий в электроустановках?</w:t>
+      </w:r>
+    </w:p>
+    <w:p>
+      <w:pPr>
+        <w:ind w:left="567"/>
+      </w:pPr>
+      <w:r>
+        <w:rPr>
+          <w:rFonts w:ascii="Times New Roman" w:hAnsi="Times New Roman"/>
+          <w:sz w:val="28"/>
+        </w:rPr>
+        <w:t>A) План эвакуации;</w:t>
+      </w:r>
+    </w:p>
+    <w:p>
+      <w:pPr>
+        <w:ind w:left="567"/>
+      </w:pPr>
+      <w:r>
+        <w:rPr>
+          <w:rFonts w:ascii="Times New Roman" w:hAnsi="Times New Roman"/>
+          <w:sz w:val="28"/>
+        </w:rPr>
+        <w:t>B) Бланк переключений;</w:t>
+      </w:r>
+    </w:p>
+    <w:p>
+      <w:pPr>
+        <w:ind w:left="567"/>
+      </w:pPr>
+      <w:r>
+        <w:rPr>
+          <w:rFonts w:ascii="Times New Roman" w:hAnsi="Times New Roman"/>
+          <w:sz w:val="28"/>
+        </w:rPr>
+        <w:t>C) Инструкцию по ликвидации аварий;</w:t>
+      </w:r>
+    </w:p>
+    <w:p>
+      <w:pPr>
+        <w:ind w:left="567"/>
+      </w:pPr>
+      <w:r>
+        <w:rPr>
+          <w:rFonts w:ascii="Times New Roman" w:hAnsi="Times New Roman"/>
+          <w:sz w:val="28"/>
+        </w:rPr>
+        <w:t>D) Журнал дефектов;</w:t>
       </w:r>
     </w:p>
     <w:p>
@@ -8729,55 +8729,55 @@
           <w:rFonts w:ascii="Times New Roman" w:hAnsi="Times New Roman"/>
           <w:sz w:val="28"/>
         </w:rPr>
-        <w:t>9. Согласно ГОСТ 2789, каков диапазон значений параметра шероховатости Ra для чистового точения?</w:t>
-      </w:r>
-    </w:p>
-    <w:p>
-      <w:pPr>
-        <w:ind w:left="567"/>
-      </w:pPr>
-      <w:r>
-        <w:rPr>
-          <w:rFonts w:ascii="Times New Roman" w:hAnsi="Times New Roman"/>
-          <w:sz w:val="28"/>
-        </w:rPr>
-        <w:t>A) Ra 50 - Ra 25;</w:t>
-      </w:r>
-    </w:p>
-    <w:p>
-      <w:pPr>
-        <w:ind w:left="567"/>
-      </w:pPr>
-      <w:r>
-        <w:rPr>
-          <w:rFonts w:ascii="Times New Roman" w:hAnsi="Times New Roman"/>
-          <w:sz w:val="28"/>
-        </w:rPr>
-        <w:t>B) Ra 12,5 - Ra 6,3;</w:t>
-      </w:r>
-    </w:p>
-    <w:p>
-      <w:pPr>
-        <w:ind w:left="567"/>
-      </w:pPr>
-      <w:r>
-        <w:rPr>
-          <w:rFonts w:ascii="Times New Roman" w:hAnsi="Times New Roman"/>
-          <w:sz w:val="28"/>
-        </w:rPr>
-        <w:t>C) Ra 3,2 - Ra 1,6;</w:t>
-      </w:r>
-    </w:p>
-    <w:p>
-      <w:pPr>
-        <w:ind w:left="567"/>
-      </w:pPr>
-      <w:r>
-        <w:rPr>
-          <w:rFonts w:ascii="Times New Roman" w:hAnsi="Times New Roman"/>
-          <w:sz w:val="28"/>
-        </w:rPr>
-        <w:t>D) Ra 0,4 - Ra 0,1;</w:t>
+        <w:t>9. Согласно ГОСТ 25346, какому квалитету соответствует допуск для размера 100 мм порядка 0,035 мм?</w:t>
+      </w:r>
+    </w:p>
+    <w:p>
+      <w:pPr>
+        <w:ind w:left="567"/>
+      </w:pPr>
+      <w:r>
+        <w:rPr>
+          <w:rFonts w:ascii="Times New Roman" w:hAnsi="Times New Roman"/>
+          <w:sz w:val="28"/>
+        </w:rPr>
+        <w:t>A) IT6;</w:t>
+      </w:r>
+    </w:p>
+    <w:p>
+      <w:pPr>
+        <w:ind w:left="567"/>
+      </w:pPr>
+      <w:r>
+        <w:rPr>
+          <w:rFonts w:ascii="Times New Roman" w:hAnsi="Times New Roman"/>
+          <w:sz w:val="28"/>
+        </w:rPr>
+        <w:t>B) IT7;</w:t>
+      </w:r>
+    </w:p>
+    <w:p>
+      <w:pPr>
+        <w:ind w:left="567"/>
+      </w:pPr>
+      <w:r>
+        <w:rPr>
+          <w:rFonts w:ascii="Times New Roman" w:hAnsi="Times New Roman"/>
+          <w:sz w:val="28"/>
+        </w:rPr>
+        <w:t>C) IT8;</w:t>
+      </w:r>
+    </w:p>
+    <w:p>
+      <w:pPr>
+        <w:ind w:left="567"/>
+      </w:pPr>
+      <w:r>
+        <w:rPr>
+          <w:rFonts w:ascii="Times New Roman" w:hAnsi="Times New Roman"/>
+          <w:sz w:val="28"/>
+        </w:rPr>
+        <w:t>D) IT9;</w:t>
       </w:r>
     </w:p>
     <w:p>
@@ -10200,55 +10200,55 @@
           <w:rFonts w:ascii="Times New Roman" w:hAnsi="Times New Roman"/>
           <w:sz w:val="28"/>
         </w:rPr>
-        <w:t>11. Согласно ГОСТ 12.4.026, каков минимальный размер знака безопасности, устанавливаемого на входе в опасную зону?</w:t>
-      </w:r>
-    </w:p>
-    <w:p>
-      <w:pPr>
-        <w:ind w:left="567"/>
-      </w:pPr>
-      <w:r>
-        <w:rPr>
-          <w:rFonts w:ascii="Times New Roman" w:hAnsi="Times New Roman"/>
-          <w:sz w:val="28"/>
-        </w:rPr>
-        <w:t>A) 100 x 100 мм;</w:t>
-      </w:r>
-    </w:p>
-    <w:p>
-      <w:pPr>
-        <w:ind w:left="567"/>
-      </w:pPr>
-      <w:r>
-        <w:rPr>
-          <w:rFonts w:ascii="Times New Roman" w:hAnsi="Times New Roman"/>
-          <w:sz w:val="28"/>
-        </w:rPr>
-        <w:t>B) 150 x 150 мм;</w:t>
-      </w:r>
-    </w:p>
-    <w:p>
-      <w:pPr>
-        <w:ind w:left="567"/>
-      </w:pPr>
-      <w:r>
-        <w:rPr>
-          <w:rFonts w:ascii="Times New Roman" w:hAnsi="Times New Roman"/>
-          <w:sz w:val="28"/>
-        </w:rPr>
-        <w:t>C) 200 x 200 мм;</w:t>
-      </w:r>
-    </w:p>
-    <w:p>
-      <w:pPr>
-        <w:ind w:left="567"/>
-      </w:pPr>
-      <w:r>
-        <w:rPr>
-          <w:rFonts w:ascii="Times New Roman" w:hAnsi="Times New Roman"/>
-          <w:sz w:val="28"/>
-        </w:rPr>
-        <w:t>D) 300 x 300 мм;</w:t>
+        <w:t>11. Согласно ПОТ ЭЭ, какая группа по электробезопасности требуется для единоличного обслуживания электроустановок до 1000 В электротехническим персоналом?</w:t>
+      </w:r>
+    </w:p>
+    <w:p>
+      <w:pPr>
+        <w:ind w:left="567"/>
+      </w:pPr>
+      <w:r>
+        <w:rPr>
+          <w:rFonts w:ascii="Times New Roman" w:hAnsi="Times New Roman"/>
+          <w:sz w:val="28"/>
+        </w:rPr>
+        <w:t>A) I группа;</w:t>
+      </w:r>
+    </w:p>
+    <w:p>
+      <w:pPr>
+        <w:ind w:left="567"/>
+      </w:pPr>
+      <w:r>
+        <w:rPr>
+          <w:rFonts w:ascii="Times New Roman" w:hAnsi="Times New Roman"/>
+          <w:sz w:val="28"/>
+        </w:rPr>
+        <w:t>B) II группа;</w:t>
+      </w:r>
+    </w:p>
+    <w:p>
+      <w:pPr>
+        <w:ind w:left="567"/>
+      </w:pPr>
+      <w:r>
+        <w:rPr>
+          <w:rFonts w:ascii="Times New Roman" w:hAnsi="Times New Roman"/>
+          <w:sz w:val="28"/>
+        </w:rPr>
+        <w:t>C) III группа;</w:t>
+      </w:r>
+    </w:p>
+    <w:p>
+      <w:pPr>
+        <w:ind w:left="567"/>
+      </w:pPr>
+      <w:r>
+        <w:rPr>
+          <w:rFonts w:ascii="Times New Roman" w:hAnsi="Times New Roman"/>
+          <w:sz w:val="28"/>
+        </w:rPr>
+        <w:t>D) IV группа;</w:t>
       </w:r>
     </w:p>
     <w:p>
@@ -11275,55 +11275,55 @@
           <w:rFonts w:ascii="Times New Roman" w:hAnsi="Times New Roman"/>
           <w:sz w:val="28"/>
         </w:rPr>
-        <w:t>7. Согласно ГОСТ 2.305, что обозначается на чертеже буквой 'А' в кружке у линии разреза?</w:t>
-      </w:r>
-    </w:p>
-    <w:p>
-      <w:pPr>
-        <w:ind w:left="567"/>
-      </w:pPr>
-      <w:r>
-        <w:rPr>
-          <w:rFonts w:ascii="Times New Roman" w:hAnsi="Times New Roman"/>
-          <w:sz w:val="28"/>
-        </w:rPr>
-        <w:t>A) Размер детали;</w:t>
-      </w:r>
-    </w:p>
-    <w:p>
-      <w:pPr>
-        <w:ind w:left="567"/>
-      </w:pPr>
-      <w:r>
-        <w:rPr>
-          <w:rFonts w:ascii="Times New Roman" w:hAnsi="Times New Roman"/>
-          <w:sz w:val="28"/>
-        </w:rPr>
-        <w:t>B) Допуск;</w:t>
-      </w:r>
-    </w:p>
-    <w:p>
-      <w:pPr>
-        <w:ind w:left="567"/>
-      </w:pPr>
-      <w:r>
-        <w:rPr>
-          <w:rFonts w:ascii="Times New Roman" w:hAnsi="Times New Roman"/>
-          <w:sz w:val="28"/>
-        </w:rPr>
-        <w:t>C) Позицию разреза;</w:t>
-      </w:r>
-    </w:p>
-    <w:p>
-      <w:pPr>
-        <w:ind w:left="567"/>
-      </w:pPr>
-      <w:r>
-        <w:rPr>
-          <w:rFonts w:ascii="Times New Roman" w:hAnsi="Times New Roman"/>
-          <w:sz w:val="28"/>
-        </w:rPr>
-        <w:t>D) Марку материала;</w:t>
+        <w:t>7. Согласно ГОСТ 2.303, какой тип линии применяется для осевых и центровых линий на чертеже?</w:t>
+      </w:r>
+    </w:p>
+    <w:p>
+      <w:pPr>
+        <w:ind w:left="567"/>
+      </w:pPr>
+      <w:r>
+        <w:rPr>
+          <w:rFonts w:ascii="Times New Roman" w:hAnsi="Times New Roman"/>
+          <w:sz w:val="28"/>
+        </w:rPr>
+        <w:t>A) Сплошная тонкая;</w:t>
+      </w:r>
+    </w:p>
+    <w:p>
+      <w:pPr>
+        <w:ind w:left="567"/>
+      </w:pPr>
+      <w:r>
+        <w:rPr>
+          <w:rFonts w:ascii="Times New Roman" w:hAnsi="Times New Roman"/>
+          <w:sz w:val="28"/>
+        </w:rPr>
+        <w:t>B) Штриховая;</w:t>
+      </w:r>
+    </w:p>
+    <w:p>
+      <w:pPr>
+        <w:ind w:left="567"/>
+      </w:pPr>
+      <w:r>
+        <w:rPr>
+          <w:rFonts w:ascii="Times New Roman" w:hAnsi="Times New Roman"/>
+          <w:sz w:val="28"/>
+        </w:rPr>
+        <w:t>C) Штрихпунктирная тонкая;</w:t>
+      </w:r>
+    </w:p>
+    <w:p>
+      <w:pPr>
+        <w:ind w:left="567"/>
+      </w:pPr>
+      <w:r>
+        <w:rPr>
+          <w:rFonts w:ascii="Times New Roman" w:hAnsi="Times New Roman"/>
+          <w:sz w:val="28"/>
+        </w:rPr>
+        <w:t>D) Разомкнутая;</w:t>
       </w:r>
     </w:p>
     <w:p>
@@ -11539,55 +11539,55 @@
           <w:rFonts w:ascii="Times New Roman" w:hAnsi="Times New Roman"/>
           <w:sz w:val="28"/>
         </w:rPr>
-        <w:t>11. Согласно ГОСТ 24705, какой шаг имеет стандартная метрическая резьба M10?</w:t>
-      </w:r>
-    </w:p>
-    <w:p>
-      <w:pPr>
-        <w:ind w:left="567"/>
-      </w:pPr>
-      <w:r>
-        <w:rPr>
-          <w:rFonts w:ascii="Times New Roman" w:hAnsi="Times New Roman"/>
-          <w:sz w:val="28"/>
-        </w:rPr>
-        <w:t>A) 1,0 мм;</w:t>
-      </w:r>
-    </w:p>
-    <w:p>
-      <w:pPr>
-        <w:ind w:left="567"/>
-      </w:pPr>
-      <w:r>
-        <w:rPr>
-          <w:rFonts w:ascii="Times New Roman" w:hAnsi="Times New Roman"/>
-          <w:sz w:val="28"/>
-        </w:rPr>
-        <w:t>B) 1,25 мм;</w:t>
-      </w:r>
-    </w:p>
-    <w:p>
-      <w:pPr>
-        <w:ind w:left="567"/>
-      </w:pPr>
-      <w:r>
-        <w:rPr>
-          <w:rFonts w:ascii="Times New Roman" w:hAnsi="Times New Roman"/>
-          <w:sz w:val="28"/>
-        </w:rPr>
-        <w:t>C) 1,5 мм;</w:t>
-      </w:r>
-    </w:p>
-    <w:p>
-      <w:pPr>
-        <w:ind w:left="567"/>
-      </w:pPr>
-      <w:r>
-        <w:rPr>
-          <w:rFonts w:ascii="Times New Roman" w:hAnsi="Times New Roman"/>
-          <w:sz w:val="28"/>
-        </w:rPr>
-        <w:t>D) 2,0 мм;</w:t>
+        <w:t>11. Согласно ГОСТ 2789, какова шероховатость поверхности после шлифования тонкая (прецизионная)?</w:t>
+      </w:r>
+    </w:p>
+    <w:p>
+      <w:pPr>
+        <w:ind w:left="567"/>
+      </w:pPr>
+      <w:r>
+        <w:rPr>
+          <w:rFonts w:ascii="Times New Roman" w:hAnsi="Times New Roman"/>
+          <w:sz w:val="28"/>
+        </w:rPr>
+        <w:t>A) Ra 6,3;</w:t>
+      </w:r>
+    </w:p>
+    <w:p>
+      <w:pPr>
+        <w:ind w:left="567"/>
+      </w:pPr>
+      <w:r>
+        <w:rPr>
+          <w:rFonts w:ascii="Times New Roman" w:hAnsi="Times New Roman"/>
+          <w:sz w:val="28"/>
+        </w:rPr>
+        <w:t>B) Ra 1,6;</w:t>
+      </w:r>
+    </w:p>
+    <w:p>
+      <w:pPr>
+        <w:ind w:left="567"/>
+      </w:pPr>
+      <w:r>
+        <w:rPr>
+          <w:rFonts w:ascii="Times New Roman" w:hAnsi="Times New Roman"/>
+          <w:sz w:val="28"/>
+        </w:rPr>
+        <w:t>C) Ra 0,4 - Ra 0,1;</w:t>
+      </w:r>
+    </w:p>
+    <w:p>
+      <w:pPr>
+        <w:ind w:left="567"/>
+      </w:pPr>
+      <w:r>
+        <w:rPr>
+          <w:rFonts w:ascii="Times New Roman" w:hAnsi="Times New Roman"/>
+          <w:sz w:val="28"/>
+        </w:rPr>
+        <w:t>D) Ra 12,5;</w:t>
       </w:r>
     </w:p>
     <w:p>
@@ -11671,55 +11671,55 @@
           <w:rFonts w:ascii="Times New Roman" w:hAnsi="Times New Roman"/>
           <w:sz w:val="28"/>
         </w:rPr>
-        <w:t>13. Что такое усталость материала при переменных нагрузках?</w:t>
-      </w:r>
-    </w:p>
-    <w:p>
-      <w:pPr>
-        <w:ind w:left="567"/>
-      </w:pPr>
-      <w:r>
-        <w:rPr>
-          <w:rFonts w:ascii="Times New Roman" w:hAnsi="Times New Roman"/>
-          <w:sz w:val="28"/>
-        </w:rPr>
-        <w:t>A) Снижение твёрдости при нагреве;</w:t>
-      </w:r>
-    </w:p>
-    <w:p>
-      <w:pPr>
-        <w:ind w:left="567"/>
-      </w:pPr>
-      <w:r>
-        <w:rPr>
-          <w:rFonts w:ascii="Times New Roman" w:hAnsi="Times New Roman"/>
-          <w:sz w:val="28"/>
-        </w:rPr>
-        <w:t>B) Увеличение прочности при длительной эксплуатации;</w:t>
-      </w:r>
-    </w:p>
-    <w:p>
-      <w:pPr>
-        <w:ind w:left="567"/>
-      </w:pPr>
-      <w:r>
-        <w:rPr>
-          <w:rFonts w:ascii="Times New Roman" w:hAnsi="Times New Roman"/>
-          <w:sz w:val="28"/>
-        </w:rPr>
-        <w:t>C) Пластическая деформация при статической нагрузке;</w:t>
-      </w:r>
-    </w:p>
-    <w:p>
-      <w:pPr>
-        <w:ind w:left="567"/>
-      </w:pPr>
-      <w:r>
-        <w:rPr>
-          <w:rFonts w:ascii="Times New Roman" w:hAnsi="Times New Roman"/>
-          <w:sz w:val="28"/>
-        </w:rPr>
-        <w:t>D) Разрушение при напряжениях ниже предела текучести после многократного циклического нагружения;</w:t>
+        <w:t>13. Согласно ГОСТ 25346, какой квалитет соответствует грубой точности обработки?</w:t>
+      </w:r>
+    </w:p>
+    <w:p>
+      <w:pPr>
+        <w:ind w:left="567"/>
+      </w:pPr>
+      <w:r>
+        <w:rPr>
+          <w:rFonts w:ascii="Times New Roman" w:hAnsi="Times New Roman"/>
+          <w:sz w:val="28"/>
+        </w:rPr>
+        <w:t>A) IT5-IT6;</w:t>
+      </w:r>
+    </w:p>
+    <w:p>
+      <w:pPr>
+        <w:ind w:left="567"/>
+      </w:pPr>
+      <w:r>
+        <w:rPr>
+          <w:rFonts w:ascii="Times New Roman" w:hAnsi="Times New Roman"/>
+          <w:sz w:val="28"/>
+        </w:rPr>
+        <w:t>B) IT7-IT8;</w:t>
+      </w:r>
+    </w:p>
+    <w:p>
+      <w:pPr>
+        <w:ind w:left="567"/>
+      </w:pPr>
+      <w:r>
+        <w:rPr>
+          <w:rFonts w:ascii="Times New Roman" w:hAnsi="Times New Roman"/>
+          <w:sz w:val="28"/>
+        </w:rPr>
+        <w:t>C) IT9-IT10;</w:t>
+      </w:r>
+    </w:p>
+    <w:p>
+      <w:pPr>
+        <w:ind w:left="567"/>
+      </w:pPr>
+      <w:r>
+        <w:rPr>
+          <w:rFonts w:ascii="Times New Roman" w:hAnsi="Times New Roman"/>
+          <w:sz w:val="28"/>
+        </w:rPr>
+        <w:t>D) IT12-IT14;</w:t>
       </w:r>
     </w:p>
     <w:p>
@@ -11737,55 +11737,55 @@
           <w:rFonts w:ascii="Times New Roman" w:hAnsi="Times New Roman"/>
           <w:sz w:val="28"/>
         </w:rPr>
-        <w:t>14. Что такое базовая поверхность заготовки при установке на станке?</w:t>
-      </w:r>
-    </w:p>
-    <w:p>
-      <w:pPr>
-        <w:ind w:left="567"/>
-      </w:pPr>
-      <w:r>
-        <w:rPr>
-          <w:rFonts w:ascii="Times New Roman" w:hAnsi="Times New Roman"/>
-          <w:sz w:val="28"/>
-        </w:rPr>
-        <w:t>A) Любая обработанная поверхность;</w:t>
-      </w:r>
-    </w:p>
-    <w:p>
-      <w:pPr>
-        <w:ind w:left="567"/>
-      </w:pPr>
-      <w:r>
-        <w:rPr>
-          <w:rFonts w:ascii="Times New Roman" w:hAnsi="Times New Roman"/>
-          <w:sz w:val="28"/>
-        </w:rPr>
-        <w:t>B) Необработанная поверхность;</w:t>
-      </w:r>
-    </w:p>
-    <w:p>
-      <w:pPr>
-        <w:ind w:left="567"/>
-      </w:pPr>
-      <w:r>
-        <w:rPr>
-          <w:rFonts w:ascii="Times New Roman" w:hAnsi="Times New Roman"/>
-          <w:sz w:val="28"/>
-        </w:rPr>
-        <w:t>C) Поверхность, используемая для определения положения заготовки;</w:t>
-      </w:r>
-    </w:p>
-    <w:p>
-      <w:pPr>
-        <w:ind w:left="567"/>
-      </w:pPr>
-      <w:r>
-        <w:rPr>
-          <w:rFonts w:ascii="Times New Roman" w:hAnsi="Times New Roman"/>
-          <w:sz w:val="28"/>
-        </w:rPr>
-        <w:t>D) Самая большая поверхность заготовки;</w:t>
+        <w:t>14. Согласно ГОСТ 25346, какой квалитет точности обычно обеспечивается при чистовом шлифовании?</w:t>
+      </w:r>
+    </w:p>
+    <w:p>
+      <w:pPr>
+        <w:ind w:left="567"/>
+      </w:pPr>
+      <w:r>
+        <w:rPr>
+          <w:rFonts w:ascii="Times New Roman" w:hAnsi="Times New Roman"/>
+          <w:sz w:val="28"/>
+        </w:rPr>
+        <w:t>A) IT12;</w:t>
+      </w:r>
+    </w:p>
+    <w:p>
+      <w:pPr>
+        <w:ind w:left="567"/>
+      </w:pPr>
+      <w:r>
+        <w:rPr>
+          <w:rFonts w:ascii="Times New Roman" w:hAnsi="Times New Roman"/>
+          <w:sz w:val="28"/>
+        </w:rPr>
+        <w:t>B) IT9;</w:t>
+      </w:r>
+    </w:p>
+    <w:p>
+      <w:pPr>
+        <w:ind w:left="567"/>
+      </w:pPr>
+      <w:r>
+        <w:rPr>
+          <w:rFonts w:ascii="Times New Roman" w:hAnsi="Times New Roman"/>
+          <w:sz w:val="28"/>
+        </w:rPr>
+        <w:t>C) IT6-IT7;</w:t>
+      </w:r>
+    </w:p>
+    <w:p>
+      <w:pPr>
+        <w:ind w:left="567"/>
+      </w:pPr>
+      <w:r>
+        <w:rPr>
+          <w:rFonts w:ascii="Times New Roman" w:hAnsi="Times New Roman"/>
+          <w:sz w:val="28"/>
+        </w:rPr>
+        <w:t>D) IT14;</w:t>
       </w:r>
     </w:p>
     <w:p>
@@ -12614,55 +12614,55 @@
           <w:rFonts w:ascii="Times New Roman" w:hAnsi="Times New Roman"/>
           <w:sz w:val="28"/>
         </w:rPr>
-        <w:t>7. Согласно ГОСТ 2789, какова шероховатость поверхности после шлифования тонкая (прецизионная)?</w:t>
-      </w:r>
-    </w:p>
-    <w:p>
-      <w:pPr>
-        <w:ind w:left="567"/>
-      </w:pPr>
-      <w:r>
-        <w:rPr>
-          <w:rFonts w:ascii="Times New Roman" w:hAnsi="Times New Roman"/>
-          <w:sz w:val="28"/>
-        </w:rPr>
-        <w:t>A) Ra 6,3;</w:t>
-      </w:r>
-    </w:p>
-    <w:p>
-      <w:pPr>
-        <w:ind w:left="567"/>
-      </w:pPr>
-      <w:r>
-        <w:rPr>
-          <w:rFonts w:ascii="Times New Roman" w:hAnsi="Times New Roman"/>
-          <w:sz w:val="28"/>
-        </w:rPr>
-        <w:t>B) Ra 1,6;</w:t>
-      </w:r>
-    </w:p>
-    <w:p>
-      <w:pPr>
-        <w:ind w:left="567"/>
-      </w:pPr>
-      <w:r>
-        <w:rPr>
-          <w:rFonts w:ascii="Times New Roman" w:hAnsi="Times New Roman"/>
-          <w:sz w:val="28"/>
-        </w:rPr>
-        <w:t>C) Ra 0,4 - Ra 0,1;</w:t>
-      </w:r>
-    </w:p>
-    <w:p>
-      <w:pPr>
-        <w:ind w:left="567"/>
-      </w:pPr>
-      <w:r>
-        <w:rPr>
-          <w:rFonts w:ascii="Times New Roman" w:hAnsi="Times New Roman"/>
-          <w:sz w:val="28"/>
-        </w:rPr>
-        <w:t>D) Ra 12,5;</w:t>
+        <w:t>7. Согласно ГОСТ 25347, какая посадка образуется при соединении вала h7 с отверстием H7?</w:t>
+      </w:r>
+    </w:p>
+    <w:p>
+      <w:pPr>
+        <w:ind w:left="567"/>
+      </w:pPr>
+      <w:r>
+        <w:rPr>
+          <w:rFonts w:ascii="Times New Roman" w:hAnsi="Times New Roman"/>
+          <w:sz w:val="28"/>
+        </w:rPr>
+        <w:t>A) С натягом;</w:t>
+      </w:r>
+    </w:p>
+    <w:p>
+      <w:pPr>
+        <w:ind w:left="567"/>
+      </w:pPr>
+      <w:r>
+        <w:rPr>
+          <w:rFonts w:ascii="Times New Roman" w:hAnsi="Times New Roman"/>
+          <w:sz w:val="28"/>
+        </w:rPr>
+        <w:t>B) Переходная;</w:t>
+      </w:r>
+    </w:p>
+    <w:p>
+      <w:pPr>
+        <w:ind w:left="567"/>
+      </w:pPr>
+      <w:r>
+        <w:rPr>
+          <w:rFonts w:ascii="Times New Roman" w:hAnsi="Times New Roman"/>
+          <w:sz w:val="28"/>
+        </w:rPr>
+        <w:t>C) С зазором (скользящая);</w:t>
+      </w:r>
+    </w:p>
+    <w:p>
+      <w:pPr>
+        <w:ind w:left="567"/>
+      </w:pPr>
+      <w:r>
+        <w:rPr>
+          <w:rFonts w:ascii="Times New Roman" w:hAnsi="Times New Roman"/>
+          <w:sz w:val="28"/>
+        </w:rPr>
+        <w:t>D) Ш pressовая;</w:t>
       </w:r>
     </w:p>
     <w:p>
@@ -13076,55 +13076,55 @@
           <w:rFonts w:ascii="Times New Roman" w:hAnsi="Times New Roman"/>
           <w:sz w:val="28"/>
         </w:rPr>
-        <w:t>14. Согласно ПОТ ЭЭ, какое минимальное расстояние от токоведущих частей до человека без применения электрозащитных средств в установках до 1000 В?</w:t>
-      </w:r>
-    </w:p>
-    <w:p>
-      <w:pPr>
-        <w:ind w:left="567"/>
-      </w:pPr>
-      <w:r>
-        <w:rPr>
-          <w:rFonts w:ascii="Times New Roman" w:hAnsi="Times New Roman"/>
-          <w:sz w:val="28"/>
-        </w:rPr>
-        <w:t>A) 0,2 м;</w:t>
-      </w:r>
-    </w:p>
-    <w:p>
-      <w:pPr>
-        <w:ind w:left="567"/>
-      </w:pPr>
-      <w:r>
-        <w:rPr>
-          <w:rFonts w:ascii="Times New Roman" w:hAnsi="Times New Roman"/>
-          <w:sz w:val="28"/>
-        </w:rPr>
-        <w:t>B) 0,4 м;</w:t>
-      </w:r>
-    </w:p>
-    <w:p>
-      <w:pPr>
-        <w:ind w:left="567"/>
-      </w:pPr>
-      <w:r>
-        <w:rPr>
-          <w:rFonts w:ascii="Times New Roman" w:hAnsi="Times New Roman"/>
-          <w:sz w:val="28"/>
-        </w:rPr>
-        <w:t>C) 0,6 м;</w:t>
-      </w:r>
-    </w:p>
-    <w:p>
-      <w:pPr>
-        <w:ind w:left="567"/>
-      </w:pPr>
-      <w:r>
-        <w:rPr>
-          <w:rFonts w:ascii="Times New Roman" w:hAnsi="Times New Roman"/>
-          <w:sz w:val="28"/>
-        </w:rPr>
-        <w:t>D) Не нормируется, если руки сухие;</w:t>
+        <w:t>14. Согласно ПТЭЭП, каков срок очередного осмотра стационарного электрооборудования станка?</w:t>
+      </w:r>
+    </w:p>
+    <w:p>
+      <w:pPr>
+        <w:ind w:left="567"/>
+      </w:pPr>
+      <w:r>
+        <w:rPr>
+          <w:rFonts w:ascii="Times New Roman" w:hAnsi="Times New Roman"/>
+          <w:sz w:val="28"/>
+        </w:rPr>
+        <w:t>A) Не реже одного раза в месяц;</w:t>
+      </w:r>
+    </w:p>
+    <w:p>
+      <w:pPr>
+        <w:ind w:left="567"/>
+      </w:pPr>
+      <w:r>
+        <w:rPr>
+          <w:rFonts w:ascii="Times New Roman" w:hAnsi="Times New Roman"/>
+          <w:sz w:val="28"/>
+        </w:rPr>
+        <w:t>B) Не реже одного раза в квартал;</w:t>
+      </w:r>
+    </w:p>
+    <w:p>
+      <w:pPr>
+        <w:ind w:left="567"/>
+      </w:pPr>
+      <w:r>
+        <w:rPr>
+          <w:rFonts w:ascii="Times New Roman" w:hAnsi="Times New Roman"/>
+          <w:sz w:val="28"/>
+        </w:rPr>
+        <w:t>C) Не реже одного раза в полгода;</w:t>
+      </w:r>
+    </w:p>
+    <w:p>
+      <w:pPr>
+        <w:ind w:left="567"/>
+      </w:pPr>
+      <w:r>
+        <w:rPr>
+          <w:rFonts w:ascii="Times New Roman" w:hAnsi="Times New Roman"/>
+          <w:sz w:val="28"/>
+        </w:rPr>
+        <w:t>D) Не реже одного раза в год;</w:t>
       </w:r>
     </w:p>
     <w:p>
@@ -13406,55 +13406,55 @@
           <w:rFonts w:ascii="Times New Roman" w:hAnsi="Times New Roman"/>
           <w:sz w:val="28"/>
         </w:rPr>
-        <w:t>19. Согласно Приказу Минтруда 903н, с какой периодичности проводится повторная проверка знаний по электробезопасности для персонала административно-технической организации?</w:t>
-      </w:r>
-    </w:p>
-    <w:p>
-      <w:pPr>
-        <w:ind w:left="567"/>
-      </w:pPr>
-      <w:r>
-        <w:rPr>
-          <w:rFonts w:ascii="Times New Roman" w:hAnsi="Times New Roman"/>
-          <w:sz w:val="28"/>
-        </w:rPr>
-        <w:t>A) Один раз в год;</w:t>
-      </w:r>
-    </w:p>
-    <w:p>
-      <w:pPr>
-        <w:ind w:left="567"/>
-      </w:pPr>
-      <w:r>
-        <w:rPr>
-          <w:rFonts w:ascii="Times New Roman" w:hAnsi="Times New Roman"/>
-          <w:sz w:val="28"/>
-        </w:rPr>
-        <w:t>B) Один раз в пять лет;</w:t>
-      </w:r>
-    </w:p>
-    <w:p>
-      <w:pPr>
-        <w:ind w:left="567"/>
-      </w:pPr>
-      <w:r>
-        <w:rPr>
-          <w:rFonts w:ascii="Times New Roman" w:hAnsi="Times New Roman"/>
-          <w:sz w:val="28"/>
-        </w:rPr>
-        <w:t>C) Один раз в два года;</w:t>
-      </w:r>
-    </w:p>
-    <w:p>
-      <w:pPr>
-        <w:ind w:left="567"/>
-      </w:pPr>
-      <w:r>
-        <w:rPr>
-          <w:rFonts w:ascii="Times New Roman" w:hAnsi="Times New Roman"/>
-          <w:sz w:val="28"/>
-        </w:rPr>
-        <w:t>D) Один раз в три года;</w:t>
+        <w:t>19. Согласно ГОСТ 19265, какой твёрдый сплав из группы ВК применяется для обработки чугуна?</w:t>
+      </w:r>
+    </w:p>
+    <w:p>
+      <w:pPr>
+        <w:ind w:left="567"/>
+      </w:pPr>
+      <w:r>
+        <w:rPr>
+          <w:rFonts w:ascii="Times New Roman" w:hAnsi="Times New Roman"/>
+          <w:sz w:val="28"/>
+        </w:rPr>
+        <w:t>A) Т15К6;</w:t>
+      </w:r>
+    </w:p>
+    <w:p>
+      <w:pPr>
+        <w:ind w:left="567"/>
+      </w:pPr>
+      <w:r>
+        <w:rPr>
+          <w:rFonts w:ascii="Times New Roman" w:hAnsi="Times New Roman"/>
+          <w:sz w:val="28"/>
+        </w:rPr>
+        <w:t>B) ВК8;</w:t>
+      </w:r>
+    </w:p>
+    <w:p>
+      <w:pPr>
+        <w:ind w:left="567"/>
+      </w:pPr>
+      <w:r>
+        <w:rPr>
+          <w:rFonts w:ascii="Times New Roman" w:hAnsi="Times New Roman"/>
+          <w:sz w:val="28"/>
+        </w:rPr>
+        <w:t>C) ТТ7К12;</w:t>
+      </w:r>
+    </w:p>
+    <w:p>
+      <w:pPr>
+        <w:ind w:left="567"/>
+      </w:pPr>
+      <w:r>
+        <w:rPr>
+          <w:rFonts w:ascii="Times New Roman" w:hAnsi="Times New Roman"/>
+          <w:sz w:val="28"/>
+        </w:rPr>
+        <w:t>D) ВК3;</w:t>
       </w:r>
     </w:p>
     <w:p>
@@ -13472,55 +13472,55 @@
           <w:rFonts w:ascii="Times New Roman" w:hAnsi="Times New Roman"/>
           <w:sz w:val="28"/>
         </w:rPr>
-        <w:t>20. Согласно ГОСТ 25346, какой квалитет точности обычно обеспечивается при чистовом шлифовании?</w:t>
-      </w:r>
-    </w:p>
-    <w:p>
-      <w:pPr>
-        <w:ind w:left="567"/>
-      </w:pPr>
-      <w:r>
-        <w:rPr>
-          <w:rFonts w:ascii="Times New Roman" w:hAnsi="Times New Roman"/>
-          <w:sz w:val="28"/>
-        </w:rPr>
-        <w:t>A) IT12;</w:t>
-      </w:r>
-    </w:p>
-    <w:p>
-      <w:pPr>
-        <w:ind w:left="567"/>
-      </w:pPr>
-      <w:r>
-        <w:rPr>
-          <w:rFonts w:ascii="Times New Roman" w:hAnsi="Times New Roman"/>
-          <w:sz w:val="28"/>
-        </w:rPr>
-        <w:t>B) IT9;</w:t>
-      </w:r>
-    </w:p>
-    <w:p>
-      <w:pPr>
-        <w:ind w:left="567"/>
-      </w:pPr>
-      <w:r>
-        <w:rPr>
-          <w:rFonts w:ascii="Times New Roman" w:hAnsi="Times New Roman"/>
-          <w:sz w:val="28"/>
-        </w:rPr>
-        <w:t>C) IT6-IT7;</w:t>
-      </w:r>
-    </w:p>
-    <w:p>
-      <w:pPr>
-        <w:ind w:left="567"/>
-      </w:pPr>
-      <w:r>
-        <w:rPr>
-          <w:rFonts w:ascii="Times New Roman" w:hAnsi="Times New Roman"/>
-          <w:sz w:val="28"/>
-        </w:rPr>
-        <w:t>D) IT14;</w:t>
+        <w:t>20. Согласно ГОСТ 24705, какой шаг имеет стандартная метрическая резьба M10?</w:t>
+      </w:r>
+    </w:p>
+    <w:p>
+      <w:pPr>
+        <w:ind w:left="567"/>
+      </w:pPr>
+      <w:r>
+        <w:rPr>
+          <w:rFonts w:ascii="Times New Roman" w:hAnsi="Times New Roman"/>
+          <w:sz w:val="28"/>
+        </w:rPr>
+        <w:t>A) 1,0 мм;</w:t>
+      </w:r>
+    </w:p>
+    <w:p>
+      <w:pPr>
+        <w:ind w:left="567"/>
+      </w:pPr>
+      <w:r>
+        <w:rPr>
+          <w:rFonts w:ascii="Times New Roman" w:hAnsi="Times New Roman"/>
+          <w:sz w:val="28"/>
+        </w:rPr>
+        <w:t>B) 1,25 мм;</w:t>
+      </w:r>
+    </w:p>
+    <w:p>
+      <w:pPr>
+        <w:ind w:left="567"/>
+      </w:pPr>
+      <w:r>
+        <w:rPr>
+          <w:rFonts w:ascii="Times New Roman" w:hAnsi="Times New Roman"/>
+          <w:sz w:val="28"/>
+        </w:rPr>
+        <w:t>C) 1,5 мм;</w:t>
+      </w:r>
+    </w:p>
+    <w:p>
+      <w:pPr>
+        <w:ind w:left="567"/>
+      </w:pPr>
+      <w:r>
+        <w:rPr>
+          <w:rFonts w:ascii="Times New Roman" w:hAnsi="Times New Roman"/>
+          <w:sz w:val="28"/>
+        </w:rPr>
+        <w:t>D) 2,0 мм;</w:t>
       </w:r>
     </w:p>
     <w:p>
@@ -13623,55 +13623,55 @@
           <w:rFonts w:ascii="Times New Roman" w:hAnsi="Times New Roman"/>
           <w:sz w:val="28"/>
         </w:rPr>
-        <w:t>2. Какая операция технологического процесса предшествует сверлению отверстия в сплошном материале?</w:t>
-      </w:r>
-    </w:p>
-    <w:p>
-      <w:pPr>
-        <w:ind w:left="567"/>
-      </w:pPr>
-      <w:r>
-        <w:rPr>
-          <w:rFonts w:ascii="Times New Roman" w:hAnsi="Times New Roman"/>
-          <w:sz w:val="28"/>
-        </w:rPr>
-        <w:t>A) Растачивание;</w:t>
-      </w:r>
-    </w:p>
-    <w:p>
-      <w:pPr>
-        <w:ind w:left="567"/>
-      </w:pPr>
-      <w:r>
-        <w:rPr>
-          <w:rFonts w:ascii="Times New Roman" w:hAnsi="Times New Roman"/>
-          <w:sz w:val="28"/>
-        </w:rPr>
-        <w:t>B) Шлифование;</w:t>
-      </w:r>
-    </w:p>
-    <w:p>
-      <w:pPr>
-        <w:ind w:left="567"/>
-      </w:pPr>
-      <w:r>
-        <w:rPr>
-          <w:rFonts w:ascii="Times New Roman" w:hAnsi="Times New Roman"/>
-          <w:sz w:val="28"/>
-        </w:rPr>
-        <w:t>C) Фрезерование;</w:t>
-      </w:r>
-    </w:p>
-    <w:p>
-      <w:pPr>
-        <w:ind w:left="567"/>
-      </w:pPr>
-      <w:r>
-        <w:rPr>
-          <w:rFonts w:ascii="Times New Roman" w:hAnsi="Times New Roman"/>
-          <w:sz w:val="28"/>
-        </w:rPr>
-        <w:t>D) Разметка и кернение;</w:t>
+        <w:t>2. Что такое базовая поверхность заготовки при установке на станке?</w:t>
+      </w:r>
+    </w:p>
+    <w:p>
+      <w:pPr>
+        <w:ind w:left="567"/>
+      </w:pPr>
+      <w:r>
+        <w:rPr>
+          <w:rFonts w:ascii="Times New Roman" w:hAnsi="Times New Roman"/>
+          <w:sz w:val="28"/>
+        </w:rPr>
+        <w:t>A) Любая обработанная поверхность;</w:t>
+      </w:r>
+    </w:p>
+    <w:p>
+      <w:pPr>
+        <w:ind w:left="567"/>
+      </w:pPr>
+      <w:r>
+        <w:rPr>
+          <w:rFonts w:ascii="Times New Roman" w:hAnsi="Times New Roman"/>
+          <w:sz w:val="28"/>
+        </w:rPr>
+        <w:t>B) Самая большая поверхность заготовки;</w:t>
+      </w:r>
+    </w:p>
+    <w:p>
+      <w:pPr>
+        <w:ind w:left="567"/>
+      </w:pPr>
+      <w:r>
+        <w:rPr>
+          <w:rFonts w:ascii="Times New Roman" w:hAnsi="Times New Roman"/>
+          <w:sz w:val="28"/>
+        </w:rPr>
+        <w:t>C) Необработанная поверхность;</w:t>
+      </w:r>
+    </w:p>
+    <w:p>
+      <w:pPr>
+        <w:ind w:left="567"/>
+      </w:pPr>
+      <w:r>
+        <w:rPr>
+          <w:rFonts w:ascii="Times New Roman" w:hAnsi="Times New Roman"/>
+          <w:sz w:val="28"/>
+        </w:rPr>
+        <w:t>D) Поверхность, используемая для определения положения заготовки;</w:t>
       </w:r>
     </w:p>
     <w:p>
@@ -13755,55 +13755,55 @@
           <w:rFonts w:ascii="Times New Roman" w:hAnsi="Times New Roman"/>
           <w:sz w:val="28"/>
         </w:rPr>
-        <w:t>4. Какова единица измерения крутящего момента в системе СИ?</w:t>
-      </w:r>
-    </w:p>
-    <w:p>
-      <w:pPr>
-        <w:ind w:left="567"/>
-      </w:pPr>
-      <w:r>
-        <w:rPr>
-          <w:rFonts w:ascii="Times New Roman" w:hAnsi="Times New Roman"/>
-          <w:sz w:val="28"/>
-        </w:rPr>
-        <w:t>A) Ньютон (Н);</w:t>
-      </w:r>
-    </w:p>
-    <w:p>
-      <w:pPr>
-        <w:ind w:left="567"/>
-      </w:pPr>
-      <w:r>
-        <w:rPr>
-          <w:rFonts w:ascii="Times New Roman" w:hAnsi="Times New Roman"/>
-          <w:sz w:val="28"/>
-        </w:rPr>
-        <w:t>B) Ватт (Вт);</w:t>
-      </w:r>
-    </w:p>
-    <w:p>
-      <w:pPr>
-        <w:ind w:left="567"/>
-      </w:pPr>
-      <w:r>
-        <w:rPr>
-          <w:rFonts w:ascii="Times New Roman" w:hAnsi="Times New Roman"/>
-          <w:sz w:val="28"/>
-        </w:rPr>
-        <w:t>C) Ньютон-метр (Н*м);</w:t>
-      </w:r>
-    </w:p>
-    <w:p>
-      <w:pPr>
-        <w:ind w:left="567"/>
-      </w:pPr>
-      <w:r>
-        <w:rPr>
-          <w:rFonts w:ascii="Times New Roman" w:hAnsi="Times New Roman"/>
-          <w:sz w:val="28"/>
-        </w:rPr>
-        <w:t>D) Джоуль (Дж);</w:t>
+        <w:t>4. Какой вид деформации характеризуется изменением формы тела без изменения объёма?</w:t>
+      </w:r>
+    </w:p>
+    <w:p>
+      <w:pPr>
+        <w:ind w:left="567"/>
+      </w:pPr>
+      <w:r>
+        <w:rPr>
+          <w:rFonts w:ascii="Times New Roman" w:hAnsi="Times New Roman"/>
+          <w:sz w:val="28"/>
+        </w:rPr>
+        <w:t>A) Растяжение;</w:t>
+      </w:r>
+    </w:p>
+    <w:p>
+      <w:pPr>
+        <w:ind w:left="567"/>
+      </w:pPr>
+      <w:r>
+        <w:rPr>
+          <w:rFonts w:ascii="Times New Roman" w:hAnsi="Times New Roman"/>
+          <w:sz w:val="28"/>
+        </w:rPr>
+        <w:t>B) Сжатие;</w:t>
+      </w:r>
+    </w:p>
+    <w:p>
+      <w:pPr>
+        <w:ind w:left="567"/>
+      </w:pPr>
+      <w:r>
+        <w:rPr>
+          <w:rFonts w:ascii="Times New Roman" w:hAnsi="Times New Roman"/>
+          <w:sz w:val="28"/>
+        </w:rPr>
+        <w:t>C) Сдвиг;</w:t>
+      </w:r>
+    </w:p>
+    <w:p>
+      <w:pPr>
+        <w:ind w:left="567"/>
+      </w:pPr>
+      <w:r>
+        <w:rPr>
+          <w:rFonts w:ascii="Times New Roman" w:hAnsi="Times New Roman"/>
+          <w:sz w:val="28"/>
+        </w:rPr>
+        <w:t>D) Кручение;</w:t>
       </w:r>
     </w:p>
     <w:p>
@@ -14481,55 +14481,55 @@
           <w:rFonts w:ascii="Times New Roman" w:hAnsi="Times New Roman"/>
           <w:sz w:val="28"/>
         </w:rPr>
-        <w:t>15. Что такое предел текучести материала?</w:t>
-      </w:r>
-    </w:p>
-    <w:p>
-      <w:pPr>
-        <w:ind w:left="567"/>
-      </w:pPr>
-      <w:r>
-        <w:rPr>
-          <w:rFonts w:ascii="Times New Roman" w:hAnsi="Times New Roman"/>
-          <w:sz w:val="28"/>
-        </w:rPr>
-        <w:t>A) Максимальное напряжение до разрушения;</w:t>
-      </w:r>
-    </w:p>
-    <w:p>
-      <w:pPr>
-        <w:ind w:left="567"/>
-      </w:pPr>
-      <w:r>
-        <w:rPr>
-          <w:rFonts w:ascii="Times New Roman" w:hAnsi="Times New Roman"/>
-          <w:sz w:val="28"/>
-        </w:rPr>
-        <w:t>B) Минимальное разрушающее напряжение;</w:t>
-      </w:r>
-    </w:p>
-    <w:p>
-      <w:pPr>
-        <w:ind w:left="567"/>
-      </w:pPr>
-      <w:r>
-        <w:rPr>
-          <w:rFonts w:ascii="Times New Roman" w:hAnsi="Times New Roman"/>
-          <w:sz w:val="28"/>
-        </w:rPr>
-        <w:t>C) Напряжение при упругой деформации;</w:t>
-      </w:r>
-    </w:p>
-    <w:p>
-      <w:pPr>
-        <w:ind w:left="567"/>
-      </w:pPr>
-      <w:r>
-        <w:rPr>
-          <w:rFonts w:ascii="Times New Roman" w:hAnsi="Times New Roman"/>
-          <w:sz w:val="28"/>
-        </w:rPr>
-        <w:t>D) Напряжение при котором возникает пластическая деформация без увеличения нагрузки;</w:t>
+        <w:t>15. Какой профиль зуба обеспечивает постоянное передаточное отношение?</w:t>
+      </w:r>
+    </w:p>
+    <w:p>
+      <w:pPr>
+        <w:ind w:left="567"/>
+      </w:pPr>
+      <w:r>
+        <w:rPr>
+          <w:rFonts w:ascii="Times New Roman" w:hAnsi="Times New Roman"/>
+          <w:sz w:val="28"/>
+        </w:rPr>
+        <w:t>A) Трапецеидальный;</w:t>
+      </w:r>
+    </w:p>
+    <w:p>
+      <w:pPr>
+        <w:ind w:left="567"/>
+      </w:pPr>
+      <w:r>
+        <w:rPr>
+          <w:rFonts w:ascii="Times New Roman" w:hAnsi="Times New Roman"/>
+          <w:sz w:val="28"/>
+        </w:rPr>
+        <w:t>B) Прямоугольный;</w:t>
+      </w:r>
+    </w:p>
+    <w:p>
+      <w:pPr>
+        <w:ind w:left="567"/>
+      </w:pPr>
+      <w:r>
+        <w:rPr>
+          <w:rFonts w:ascii="Times New Roman" w:hAnsi="Times New Roman"/>
+          <w:sz w:val="28"/>
+        </w:rPr>
+        <w:t>C) Круговой;</w:t>
+      </w:r>
+    </w:p>
+    <w:p>
+      <w:pPr>
+        <w:ind w:left="567"/>
+      </w:pPr>
+      <w:r>
+        <w:rPr>
+          <w:rFonts w:ascii="Times New Roman" w:hAnsi="Times New Roman"/>
+          <w:sz w:val="28"/>
+        </w:rPr>
+        <w:t>D) Эвольвентный;</w:t>
       </w:r>
     </w:p>
     <w:p>
@@ -16084,55 +16084,55 @@
           <w:rFonts w:ascii="Times New Roman" w:hAnsi="Times New Roman"/>
           <w:sz w:val="28"/>
         </w:rPr>
-        <w:t>19. Какой тип муфты компенсирует несоосность соединяемых валов?</w:t>
-      </w:r>
-    </w:p>
-    <w:p>
-      <w:pPr>
-        <w:ind w:left="567"/>
-      </w:pPr>
-      <w:r>
-        <w:rPr>
-          <w:rFonts w:ascii="Times New Roman" w:hAnsi="Times New Roman"/>
-          <w:sz w:val="28"/>
-        </w:rPr>
-        <w:t>A) Жёсткая фланцевая муфта;</w:t>
-      </w:r>
-    </w:p>
-    <w:p>
-      <w:pPr>
-        <w:ind w:left="567"/>
-      </w:pPr>
-      <w:r>
-        <w:rPr>
-          <w:rFonts w:ascii="Times New Roman" w:hAnsi="Times New Roman"/>
-          <w:sz w:val="28"/>
-        </w:rPr>
-        <w:t>B) Обгонная муфта;</w:t>
-      </w:r>
-    </w:p>
-    <w:p>
-      <w:pPr>
-        <w:ind w:left="567"/>
-      </w:pPr>
-      <w:r>
-        <w:rPr>
-          <w:rFonts w:ascii="Times New Roman" w:hAnsi="Times New Roman"/>
-          <w:sz w:val="28"/>
-        </w:rPr>
-        <w:t>C) Предохранительная муфта;</w:t>
-      </w:r>
-    </w:p>
-    <w:p>
-      <w:pPr>
-        <w:ind w:left="567"/>
-      </w:pPr>
-      <w:r>
-        <w:rPr>
-          <w:rFonts w:ascii="Times New Roman" w:hAnsi="Times New Roman"/>
-          <w:sz w:val="28"/>
-        </w:rPr>
-        <w:t>D) Упругая втулочно-пальцевая муфта;</w:t>
+        <w:t>19. Что такое предел текучести материала?</w:t>
+      </w:r>
+    </w:p>
+    <w:p>
+      <w:pPr>
+        <w:ind w:left="567"/>
+      </w:pPr>
+      <w:r>
+        <w:rPr>
+          <w:rFonts w:ascii="Times New Roman" w:hAnsi="Times New Roman"/>
+          <w:sz w:val="28"/>
+        </w:rPr>
+        <w:t>A) Максимальное напряжение до разрушения;</w:t>
+      </w:r>
+    </w:p>
+    <w:p>
+      <w:pPr>
+        <w:ind w:left="567"/>
+      </w:pPr>
+      <w:r>
+        <w:rPr>
+          <w:rFonts w:ascii="Times New Roman" w:hAnsi="Times New Roman"/>
+          <w:sz w:val="28"/>
+        </w:rPr>
+        <w:t>B) Минимальное разрушающее напряжение;</w:t>
+      </w:r>
+    </w:p>
+    <w:p>
+      <w:pPr>
+        <w:ind w:left="567"/>
+      </w:pPr>
+      <w:r>
+        <w:rPr>
+          <w:rFonts w:ascii="Times New Roman" w:hAnsi="Times New Roman"/>
+          <w:sz w:val="28"/>
+        </w:rPr>
+        <w:t>C) Напряжение при упругой деформации;</w:t>
+      </w:r>
+    </w:p>
+    <w:p>
+      <w:pPr>
+        <w:ind w:left="567"/>
+      </w:pPr>
+      <w:r>
+        <w:rPr>
+          <w:rFonts w:ascii="Times New Roman" w:hAnsi="Times New Roman"/>
+          <w:sz w:val="28"/>
+        </w:rPr>
+        <w:t>D) Напряжение при котором возникает пластическая деформация без увеличения нагрузки;</w:t>
       </w:r>
     </w:p>
     <w:p>
@@ -16565,55 +16565,55 @@
           <w:rFonts w:ascii="Times New Roman" w:hAnsi="Times New Roman"/>
           <w:sz w:val="28"/>
         </w:rPr>
-        <w:t>6. Какой вид передачи обеспечивает передачу вращения между пересекающимися валами?</w:t>
-      </w:r>
-    </w:p>
-    <w:p>
-      <w:pPr>
-        <w:ind w:left="567"/>
-      </w:pPr>
-      <w:r>
-        <w:rPr>
-          <w:rFonts w:ascii="Times New Roman" w:hAnsi="Times New Roman"/>
-          <w:sz w:val="28"/>
-        </w:rPr>
-        <w:t>A) Цепная передача;</w:t>
-      </w:r>
-    </w:p>
-    <w:p>
-      <w:pPr>
-        <w:ind w:left="567"/>
-      </w:pPr>
-      <w:r>
-        <w:rPr>
-          <w:rFonts w:ascii="Times New Roman" w:hAnsi="Times New Roman"/>
-          <w:sz w:val="28"/>
-        </w:rPr>
-        <w:t>B) Ремённая передача;</w:t>
-      </w:r>
-    </w:p>
-    <w:p>
-      <w:pPr>
-        <w:ind w:left="567"/>
-      </w:pPr>
-      <w:r>
-        <w:rPr>
-          <w:rFonts w:ascii="Times New Roman" w:hAnsi="Times New Roman"/>
-          <w:sz w:val="28"/>
-        </w:rPr>
-        <w:t>C) Червячная передача;</w:t>
-      </w:r>
-    </w:p>
-    <w:p>
-      <w:pPr>
-        <w:ind w:left="567"/>
-      </w:pPr>
-      <w:r>
-        <w:rPr>
-          <w:rFonts w:ascii="Times New Roman" w:hAnsi="Times New Roman"/>
-          <w:sz w:val="28"/>
-        </w:rPr>
-        <w:t>D) Зубчатая цилиндрическая передача;</w:t>
+        <w:t>6. Согласно ГОСТ 19265, какой твёрдый сплав рекомендуется для обработки сталей с удалением стружки большого сечения?</w:t>
+      </w:r>
+    </w:p>
+    <w:p>
+      <w:pPr>
+        <w:ind w:left="567"/>
+      </w:pPr>
+      <w:r>
+        <w:rPr>
+          <w:rFonts w:ascii="Times New Roman" w:hAnsi="Times New Roman"/>
+          <w:sz w:val="28"/>
+        </w:rPr>
+        <w:t>A) ВК3;</w:t>
+      </w:r>
+    </w:p>
+    <w:p>
+      <w:pPr>
+        <w:ind w:left="567"/>
+      </w:pPr>
+      <w:r>
+        <w:rPr>
+          <w:rFonts w:ascii="Times New Roman" w:hAnsi="Times New Roman"/>
+          <w:sz w:val="28"/>
+        </w:rPr>
+        <w:t>B) ВК8;</w:t>
+      </w:r>
+    </w:p>
+    <w:p>
+      <w:pPr>
+        <w:ind w:left="567"/>
+      </w:pPr>
+      <w:r>
+        <w:rPr>
+          <w:rFonts w:ascii="Times New Roman" w:hAnsi="Times New Roman"/>
+          <w:sz w:val="28"/>
+        </w:rPr>
+        <w:t>C) Т5К10;</w:t>
+      </w:r>
+    </w:p>
+    <w:p>
+      <w:pPr>
+        <w:ind w:left="567"/>
+      </w:pPr>
+      <w:r>
+        <w:rPr>
+          <w:rFonts w:ascii="Times New Roman" w:hAnsi="Times New Roman"/>
+          <w:sz w:val="28"/>
+        </w:rPr>
+        <w:t>D) Т30К4;</w:t>
       </w:r>
     </w:p>
     <w:p>
@@ -17904,55 +17904,55 @@
           <w:rFonts w:ascii="Times New Roman" w:hAnsi="Times New Roman"/>
           <w:sz w:val="28"/>
         </w:rPr>
-        <w:t>6. Какой вид термической обработки повышает твёрдость углеродистой стали?</w:t>
-      </w:r>
-    </w:p>
-    <w:p>
-      <w:pPr>
-        <w:ind w:left="567"/>
-      </w:pPr>
-      <w:r>
-        <w:rPr>
-          <w:rFonts w:ascii="Times New Roman" w:hAnsi="Times New Roman"/>
-          <w:sz w:val="28"/>
-        </w:rPr>
-        <w:t>A) Отжиг;</w:t>
-      </w:r>
-    </w:p>
-    <w:p>
-      <w:pPr>
-        <w:ind w:left="567"/>
-      </w:pPr>
-      <w:r>
-        <w:rPr>
-          <w:rFonts w:ascii="Times New Roman" w:hAnsi="Times New Roman"/>
-          <w:sz w:val="28"/>
-        </w:rPr>
-        <w:t>B) Нормализация;</w:t>
-      </w:r>
-    </w:p>
-    <w:p>
-      <w:pPr>
-        <w:ind w:left="567"/>
-      </w:pPr>
-      <w:r>
-        <w:rPr>
-          <w:rFonts w:ascii="Times New Roman" w:hAnsi="Times New Roman"/>
-          <w:sz w:val="28"/>
-        </w:rPr>
-        <w:t>C) Закалка;</w:t>
-      </w:r>
-    </w:p>
-    <w:p>
-      <w:pPr>
-        <w:ind w:left="567"/>
-      </w:pPr>
-      <w:r>
-        <w:rPr>
-          <w:rFonts w:ascii="Times New Roman" w:hAnsi="Times New Roman"/>
-          <w:sz w:val="28"/>
-        </w:rPr>
-        <w:t>D) Отпуск;</w:t>
+        <w:t>6. Согласно ГОСТ Р 2.104, в какой графе основной надписи указывается масса изделия?</w:t>
+      </w:r>
+    </w:p>
+    <w:p>
+      <w:pPr>
+        <w:ind w:left="567"/>
+      </w:pPr>
+      <w:r>
+        <w:rPr>
+          <w:rFonts w:ascii="Times New Roman" w:hAnsi="Times New Roman"/>
+          <w:sz w:val="28"/>
+        </w:rPr>
+        <w:t>A) Графа 3;</w:t>
+      </w:r>
+    </w:p>
+    <w:p>
+      <w:pPr>
+        <w:ind w:left="567"/>
+      </w:pPr>
+      <w:r>
+        <w:rPr>
+          <w:rFonts w:ascii="Times New Roman" w:hAnsi="Times New Roman"/>
+          <w:sz w:val="28"/>
+        </w:rPr>
+        <w:t>B) Графа 5;</w:t>
+      </w:r>
+    </w:p>
+    <w:p>
+      <w:pPr>
+        <w:ind w:left="567"/>
+      </w:pPr>
+      <w:r>
+        <w:rPr>
+          <w:rFonts w:ascii="Times New Roman" w:hAnsi="Times New Roman"/>
+          <w:sz w:val="28"/>
+        </w:rPr>
+        <w:t>C) Графа 7;</w:t>
+      </w:r>
+    </w:p>
+    <w:p>
+      <w:pPr>
+        <w:ind w:left="567"/>
+      </w:pPr>
+      <w:r>
+        <w:rPr>
+          <w:rFonts w:ascii="Times New Roman" w:hAnsi="Times New Roman"/>
+          <w:sz w:val="28"/>
+        </w:rPr>
+        <w:t>D) Графа 9;</w:t>
       </w:r>
     </w:p>
     <w:p>
@@ -18979,55 +18979,55 @@
           <w:rFonts w:ascii="Times New Roman" w:hAnsi="Times New Roman"/>
           <w:sz w:val="28"/>
         </w:rPr>
-        <w:t>2. Согласно ГОСТ 19265, какой твёрдый сплав из группы ВК применяется для обработки чугуна?</w:t>
-      </w:r>
-    </w:p>
-    <w:p>
-      <w:pPr>
-        <w:ind w:left="567"/>
-      </w:pPr>
-      <w:r>
-        <w:rPr>
-          <w:rFonts w:ascii="Times New Roman" w:hAnsi="Times New Roman"/>
-          <w:sz w:val="28"/>
-        </w:rPr>
-        <w:t>A) Т15К6;</w:t>
-      </w:r>
-    </w:p>
-    <w:p>
-      <w:pPr>
-        <w:ind w:left="567"/>
-      </w:pPr>
-      <w:r>
-        <w:rPr>
-          <w:rFonts w:ascii="Times New Roman" w:hAnsi="Times New Roman"/>
-          <w:sz w:val="28"/>
-        </w:rPr>
-        <w:t>B) ВК8;</w:t>
-      </w:r>
-    </w:p>
-    <w:p>
-      <w:pPr>
-        <w:ind w:left="567"/>
-      </w:pPr>
-      <w:r>
-        <w:rPr>
-          <w:rFonts w:ascii="Times New Roman" w:hAnsi="Times New Roman"/>
-          <w:sz w:val="28"/>
-        </w:rPr>
-        <w:t>C) ТТ7К12;</w:t>
-      </w:r>
-    </w:p>
-    <w:p>
-      <w:pPr>
-        <w:ind w:left="567"/>
-      </w:pPr>
-      <w:r>
-        <w:rPr>
-          <w:rFonts w:ascii="Times New Roman" w:hAnsi="Times New Roman"/>
-          <w:sz w:val="28"/>
-        </w:rPr>
-        <w:t>D) ВК3;</w:t>
+        <w:t>2. Что происходит с сталью при отпуске после закалки?</w:t>
+      </w:r>
+    </w:p>
+    <w:p>
+      <w:pPr>
+        <w:ind w:left="567"/>
+      </w:pPr>
+      <w:r>
+        <w:rPr>
+          <w:rFonts w:ascii="Times New Roman" w:hAnsi="Times New Roman"/>
+          <w:sz w:val="28"/>
+        </w:rPr>
+        <w:t>A) Твёрдость увеличивается;</w:t>
+      </w:r>
+    </w:p>
+    <w:p>
+      <w:pPr>
+        <w:ind w:left="567"/>
+      </w:pPr>
+      <w:r>
+        <w:rPr>
+          <w:rFonts w:ascii="Times New Roman" w:hAnsi="Times New Roman"/>
+          <w:sz w:val="28"/>
+        </w:rPr>
+        <w:t>B) Изменяется химический состав;</w:t>
+      </w:r>
+    </w:p>
+    <w:p>
+      <w:pPr>
+        <w:ind w:left="567"/>
+      </w:pPr>
+      <w:r>
+        <w:rPr>
+          <w:rFonts w:ascii="Times New Roman" w:hAnsi="Times New Roman"/>
+          <w:sz w:val="28"/>
+        </w:rPr>
+        <w:t>C) Увеличивается содержание углерода;</w:t>
+      </w:r>
+    </w:p>
+    <w:p>
+      <w:pPr>
+        <w:ind w:left="567"/>
+      </w:pPr>
+      <w:r>
+        <w:rPr>
+          <w:rFonts w:ascii="Times New Roman" w:hAnsi="Times New Roman"/>
+          <w:sz w:val="28"/>
+        </w:rPr>
+        <w:t>D) Уменьшается хрупкость и снимаются внутренние напряжения;</w:t>
       </w:r>
     </w:p>
     <w:p>
@@ -19177,55 +19177,55 @@
           <w:rFonts w:ascii="Times New Roman" w:hAnsi="Times New Roman"/>
           <w:sz w:val="28"/>
         </w:rPr>
-        <w:t>5. Согласно ПТЭЭП, каков срок очередного осмотра стационарного электрооборудования станка?</w:t>
-      </w:r>
-    </w:p>
-    <w:p>
-      <w:pPr>
-        <w:ind w:left="567"/>
-      </w:pPr>
-      <w:r>
-        <w:rPr>
-          <w:rFonts w:ascii="Times New Roman" w:hAnsi="Times New Roman"/>
-          <w:sz w:val="28"/>
-        </w:rPr>
-        <w:t>A) Не реже одного раза в месяц;</w:t>
-      </w:r>
-    </w:p>
-    <w:p>
-      <w:pPr>
-        <w:ind w:left="567"/>
-      </w:pPr>
-      <w:r>
-        <w:rPr>
-          <w:rFonts w:ascii="Times New Roman" w:hAnsi="Times New Roman"/>
-          <w:sz w:val="28"/>
-        </w:rPr>
-        <w:t>B) Не реже одного раза в квартал;</w:t>
-      </w:r>
-    </w:p>
-    <w:p>
-      <w:pPr>
-        <w:ind w:left="567"/>
-      </w:pPr>
-      <w:r>
-        <w:rPr>
-          <w:rFonts w:ascii="Times New Roman" w:hAnsi="Times New Roman"/>
-          <w:sz w:val="28"/>
-        </w:rPr>
-        <w:t>C) Не реже одного раза в полгода;</w:t>
-      </w:r>
-    </w:p>
-    <w:p>
-      <w:pPr>
-        <w:ind w:left="567"/>
-      </w:pPr>
-      <w:r>
-        <w:rPr>
-          <w:rFonts w:ascii="Times New Roman" w:hAnsi="Times New Roman"/>
-          <w:sz w:val="28"/>
-        </w:rPr>
-        <w:t>D) Не реже одного раза в год;</w:t>
+        <w:t>5. Согласно ГОСТ 12.4.026, каков минимальный размер знака безопасности, устанавливаемого на входе в опасную зону?</w:t>
+      </w:r>
+    </w:p>
+    <w:p>
+      <w:pPr>
+        <w:ind w:left="567"/>
+      </w:pPr>
+      <w:r>
+        <w:rPr>
+          <w:rFonts w:ascii="Times New Roman" w:hAnsi="Times New Roman"/>
+          <w:sz w:val="28"/>
+        </w:rPr>
+        <w:t>A) 100 x 100 мм;</w:t>
+      </w:r>
+    </w:p>
+    <w:p>
+      <w:pPr>
+        <w:ind w:left="567"/>
+      </w:pPr>
+      <w:r>
+        <w:rPr>
+          <w:rFonts w:ascii="Times New Roman" w:hAnsi="Times New Roman"/>
+          <w:sz w:val="28"/>
+        </w:rPr>
+        <w:t>B) 150 x 150 мм;</w:t>
+      </w:r>
+    </w:p>
+    <w:p>
+      <w:pPr>
+        <w:ind w:left="567"/>
+      </w:pPr>
+      <w:r>
+        <w:rPr>
+          <w:rFonts w:ascii="Times New Roman" w:hAnsi="Times New Roman"/>
+          <w:sz w:val="28"/>
+        </w:rPr>
+        <w:t>C) 200 x 200 мм;</w:t>
+      </w:r>
+    </w:p>
+    <w:p>
+      <w:pPr>
+        <w:ind w:left="567"/>
+      </w:pPr>
+      <w:r>
+        <w:rPr>
+          <w:rFonts w:ascii="Times New Roman" w:hAnsi="Times New Roman"/>
+          <w:sz w:val="28"/>
+        </w:rPr>
+        <w:t>D) 300 x 300 мм;</w:t>
       </w:r>
     </w:p>
     <w:p>
@@ -19573,55 +19573,55 @@
           <w:rFonts w:ascii="Times New Roman" w:hAnsi="Times New Roman"/>
           <w:sz w:val="28"/>
         </w:rPr>
-        <w:t>11. Согласно ГОСТ 19265, какой твёрдый сплав рекомендуется для обработки сталей с удалением стружки большого сечения?</w:t>
-      </w:r>
-    </w:p>
-    <w:p>
-      <w:pPr>
-        <w:ind w:left="567"/>
-      </w:pPr>
-      <w:r>
-        <w:rPr>
-          <w:rFonts w:ascii="Times New Roman" w:hAnsi="Times New Roman"/>
-          <w:sz w:val="28"/>
-        </w:rPr>
-        <w:t>A) ВК3;</w:t>
-      </w:r>
-    </w:p>
-    <w:p>
-      <w:pPr>
-        <w:ind w:left="567"/>
-      </w:pPr>
-      <w:r>
-        <w:rPr>
-          <w:rFonts w:ascii="Times New Roman" w:hAnsi="Times New Roman"/>
-          <w:sz w:val="28"/>
-        </w:rPr>
-        <w:t>B) ВК8;</w:t>
-      </w:r>
-    </w:p>
-    <w:p>
-      <w:pPr>
-        <w:ind w:left="567"/>
-      </w:pPr>
-      <w:r>
-        <w:rPr>
-          <w:rFonts w:ascii="Times New Roman" w:hAnsi="Times New Roman"/>
-          <w:sz w:val="28"/>
-        </w:rPr>
-        <w:t>C) Т5К10;</w:t>
-      </w:r>
-    </w:p>
-    <w:p>
-      <w:pPr>
-        <w:ind w:left="567"/>
-      </w:pPr>
-      <w:r>
-        <w:rPr>
-          <w:rFonts w:ascii="Times New Roman" w:hAnsi="Times New Roman"/>
-          <w:sz w:val="28"/>
-        </w:rPr>
-        <w:t>D) Т30К4;</w:t>
+        <w:t>11. Согласно ГОСТ 1050, сталь какой марки содержит наибольшее количество углерода из перечисленных?</w:t>
+      </w:r>
+    </w:p>
+    <w:p>
+      <w:pPr>
+        <w:ind w:left="567"/>
+      </w:pPr>
+      <w:r>
+        <w:rPr>
+          <w:rFonts w:ascii="Times New Roman" w:hAnsi="Times New Roman"/>
+          <w:sz w:val="28"/>
+        </w:rPr>
+        <w:t>A) Сталь 08;</w:t>
+      </w:r>
+    </w:p>
+    <w:p>
+      <w:pPr>
+        <w:ind w:left="567"/>
+      </w:pPr>
+      <w:r>
+        <w:rPr>
+          <w:rFonts w:ascii="Times New Roman" w:hAnsi="Times New Roman"/>
+          <w:sz w:val="28"/>
+        </w:rPr>
+        <w:t>B) Сталь 20;</w:t>
+      </w:r>
+    </w:p>
+    <w:p>
+      <w:pPr>
+        <w:ind w:left="567"/>
+      </w:pPr>
+      <w:r>
+        <w:rPr>
+          <w:rFonts w:ascii="Times New Roman" w:hAnsi="Times New Roman"/>
+          <w:sz w:val="28"/>
+        </w:rPr>
+        <w:t>C) Сталь 45;</w:t>
+      </w:r>
+    </w:p>
+    <w:p>
+      <w:pPr>
+        <w:ind w:left="567"/>
+      </w:pPr>
+      <w:r>
+        <w:rPr>
+          <w:rFonts w:ascii="Times New Roman" w:hAnsi="Times New Roman"/>
+          <w:sz w:val="28"/>
+        </w:rPr>
+        <w:t>D) Сталь 10;</w:t>
       </w:r>
     </w:p>
     <w:p>
@@ -19837,55 +19837,55 @@
           <w:rFonts w:ascii="Times New Roman" w:hAnsi="Times New Roman"/>
           <w:sz w:val="28"/>
         </w:rPr>
-        <w:t>15. Согласно ГОСТ 25347, какая посадка образуется при соединении вала h7 с отверстием H7?</w:t>
-      </w:r>
-    </w:p>
-    <w:p>
-      <w:pPr>
-        <w:ind w:left="567"/>
-      </w:pPr>
-      <w:r>
-        <w:rPr>
-          <w:rFonts w:ascii="Times New Roman" w:hAnsi="Times New Roman"/>
-          <w:sz w:val="28"/>
-        </w:rPr>
-        <w:t>A) С натягом;</w:t>
-      </w:r>
-    </w:p>
-    <w:p>
-      <w:pPr>
-        <w:ind w:left="567"/>
-      </w:pPr>
-      <w:r>
-        <w:rPr>
-          <w:rFonts w:ascii="Times New Roman" w:hAnsi="Times New Roman"/>
-          <w:sz w:val="28"/>
-        </w:rPr>
-        <w:t>B) Переходная;</w:t>
-      </w:r>
-    </w:p>
-    <w:p>
-      <w:pPr>
-        <w:ind w:left="567"/>
-      </w:pPr>
-      <w:r>
-        <w:rPr>
-          <w:rFonts w:ascii="Times New Roman" w:hAnsi="Times New Roman"/>
-          <w:sz w:val="28"/>
-        </w:rPr>
-        <w:t>C) С зазором (скользящая);</w:t>
-      </w:r>
-    </w:p>
-    <w:p>
-      <w:pPr>
-        <w:ind w:left="567"/>
-      </w:pPr>
-      <w:r>
-        <w:rPr>
-          <w:rFonts w:ascii="Times New Roman" w:hAnsi="Times New Roman"/>
-          <w:sz w:val="28"/>
-        </w:rPr>
-        <w:t>D) Ш pressовая;</w:t>
+        <w:t>15. Согласно ГОСТ 2789, каков диапазон значений параметра шероховатости Ra для чистового точения?</w:t>
+      </w:r>
+    </w:p>
+    <w:p>
+      <w:pPr>
+        <w:ind w:left="567"/>
+      </w:pPr>
+      <w:r>
+        <w:rPr>
+          <w:rFonts w:ascii="Times New Roman" w:hAnsi="Times New Roman"/>
+          <w:sz w:val="28"/>
+        </w:rPr>
+        <w:t>A) Ra 50 - Ra 25;</w:t>
+      </w:r>
+    </w:p>
+    <w:p>
+      <w:pPr>
+        <w:ind w:left="567"/>
+      </w:pPr>
+      <w:r>
+        <w:rPr>
+          <w:rFonts w:ascii="Times New Roman" w:hAnsi="Times New Roman"/>
+          <w:sz w:val="28"/>
+        </w:rPr>
+        <w:t>B) Ra 12,5 - Ra 6,3;</w:t>
+      </w:r>
+    </w:p>
+    <w:p>
+      <w:pPr>
+        <w:ind w:left="567"/>
+      </w:pPr>
+      <w:r>
+        <w:rPr>
+          <w:rFonts w:ascii="Times New Roman" w:hAnsi="Times New Roman"/>
+          <w:sz w:val="28"/>
+        </w:rPr>
+        <w:t>C) Ra 3,2 - Ra 1,6;</w:t>
+      </w:r>
+    </w:p>
+    <w:p>
+      <w:pPr>
+        <w:ind w:left="567"/>
+      </w:pPr>
+      <w:r>
+        <w:rPr>
+          <w:rFonts w:ascii="Times New Roman" w:hAnsi="Times New Roman"/>
+          <w:sz w:val="28"/>
+        </w:rPr>
+        <w:t>D) Ra 0,4 - Ra 0,1;</w:t>
       </w:r>
     </w:p>
     <w:p>

--- a/Оператор автоматических и полуавтоматических станков и линий станков/профессиональной подготовки 15474 Оператор станков/105. ПО_П_ФОС_Оператор станков_2-3_разр.docx
+++ b/Оператор автоматических и полуавтоматических станков и линий станков/профессиональной подготовки 15474 Оператор станков/105. ПО_П_ФОС_Оператор станков_2-3_разр.docx
@@ -1443,6 +1443,396 @@
     </w:p>
     <w:p>
       <w:pPr>
+        <w:spacing w:after="0" w:before="0"/>
+        <w:jc w:val="center"/>
+      </w:pPr>
+      <w:r>
+        <w:rPr>
+          <w:b/>
+          <w:sz w:val="28"/>
+        </w:rPr>
+        <w:t>Билет 1</w:t>
+      </w:r>
+    </w:p>
+    <w:p>
+      <w:pPr>
+        <w:spacing w:after="0" w:before="0"/>
+        <w:jc w:val="center"/>
+      </w:pPr>
+      <w:r>
+        <w:rPr>
+          <w:b/>
+          <w:sz w:val="28"/>
+        </w:rPr>
+        <w:t>Билет 2</w:t>
+      </w:r>
+    </w:p>
+    <w:p>
+      <w:pPr>
+        <w:spacing w:after="0" w:before="0"/>
+        <w:jc w:val="center"/>
+      </w:pPr>
+      <w:r>
+        <w:rPr>
+          <w:b/>
+          <w:sz w:val="28"/>
+        </w:rPr>
+        <w:t>Билет 3</w:t>
+      </w:r>
+    </w:p>
+    <w:p>
+      <w:pPr>
+        <w:spacing w:after="0" w:before="0"/>
+        <w:jc w:val="center"/>
+      </w:pPr>
+      <w:r>
+        <w:rPr>
+          <w:b/>
+          <w:sz w:val="28"/>
+        </w:rPr>
+        <w:t>Билет 4</w:t>
+      </w:r>
+    </w:p>
+    <w:p>
+      <w:pPr>
+        <w:spacing w:after="0" w:before="0"/>
+        <w:jc w:val="center"/>
+      </w:pPr>
+      <w:r>
+        <w:rPr>
+          <w:b/>
+          <w:sz w:val="28"/>
+        </w:rPr>
+        <w:t>Билет 5</w:t>
+      </w:r>
+    </w:p>
+    <w:p>
+      <w:pPr>
+        <w:spacing w:after="0" w:before="0"/>
+        <w:jc w:val="center"/>
+      </w:pPr>
+      <w:r>
+        <w:rPr>
+          <w:b/>
+          <w:sz w:val="28"/>
+        </w:rPr>
+        <w:t>Билет 6</w:t>
+      </w:r>
+    </w:p>
+    <w:p>
+      <w:pPr>
+        <w:spacing w:after="0" w:before="0"/>
+        <w:jc w:val="center"/>
+      </w:pPr>
+      <w:r>
+        <w:rPr>
+          <w:b/>
+          <w:sz w:val="28"/>
+        </w:rPr>
+        <w:t>Билет 7</w:t>
+      </w:r>
+    </w:p>
+    <w:p>
+      <w:pPr>
+        <w:spacing w:after="0" w:before="0"/>
+        <w:jc w:val="center"/>
+      </w:pPr>
+      <w:r>
+        <w:rPr>
+          <w:b/>
+          <w:sz w:val="28"/>
+        </w:rPr>
+        <w:t>Билет 8</w:t>
+      </w:r>
+    </w:p>
+    <w:p>
+      <w:pPr>
+        <w:spacing w:after="0" w:before="0"/>
+        <w:jc w:val="center"/>
+      </w:pPr>
+      <w:r>
+        <w:rPr>
+          <w:b/>
+          <w:sz w:val="28"/>
+        </w:rPr>
+        <w:t>Билет 9</w:t>
+      </w:r>
+    </w:p>
+    <w:p>
+      <w:pPr>
+        <w:spacing w:after="0" w:before="0"/>
+        <w:jc w:val="center"/>
+      </w:pPr>
+      <w:r>
+        <w:rPr>
+          <w:b/>
+          <w:sz w:val="28"/>
+        </w:rPr>
+        <w:t>Билет 10</w:t>
+      </w:r>
+    </w:p>
+    <w:p>
+      <w:pPr>
+        <w:spacing w:after="0" w:before="0"/>
+        <w:jc w:val="center"/>
+      </w:pPr>
+      <w:r>
+        <w:rPr>
+          <w:b/>
+          <w:sz w:val="28"/>
+        </w:rPr>
+        <w:t>Билет 11</w:t>
+      </w:r>
+    </w:p>
+    <w:p>
+      <w:pPr>
+        <w:spacing w:after="0" w:before="0"/>
+        <w:jc w:val="center"/>
+      </w:pPr>
+      <w:r>
+        <w:rPr>
+          <w:b/>
+          <w:sz w:val="28"/>
+        </w:rPr>
+        <w:t>Билет 12</w:t>
+      </w:r>
+    </w:p>
+    <w:p>
+      <w:pPr>
+        <w:spacing w:after="0" w:before="0"/>
+        <w:jc w:val="center"/>
+      </w:pPr>
+      <w:r>
+        <w:rPr>
+          <w:b/>
+          <w:sz w:val="28"/>
+        </w:rPr>
+        <w:t>Билет 13</w:t>
+      </w:r>
+    </w:p>
+    <w:p>
+      <w:pPr>
+        <w:spacing w:after="0" w:before="0"/>
+        <w:jc w:val="center"/>
+      </w:pPr>
+      <w:r>
+        <w:rPr>
+          <w:b/>
+          <w:sz w:val="28"/>
+        </w:rPr>
+        <w:t>Билет 14</w:t>
+      </w:r>
+    </w:p>
+    <w:p>
+      <w:pPr>
+        <w:spacing w:after="0" w:before="0"/>
+        <w:jc w:val="center"/>
+      </w:pPr>
+      <w:r>
+        <w:rPr>
+          <w:b/>
+          <w:sz w:val="28"/>
+        </w:rPr>
+        <w:t>Билет 15</w:t>
+      </w:r>
+    </w:p>
+    <w:p>
+      <w:pPr>
+        <w:spacing w:after="0" w:before="0"/>
+        <w:jc w:val="center"/>
+      </w:pPr>
+      <w:r>
+        <w:rPr>
+          <w:b/>
+          <w:sz w:val="28"/>
+        </w:rPr>
+        <w:t>Билет 1</w:t>
+      </w:r>
+    </w:p>
+    <w:p>
+      <w:pPr>
+        <w:spacing w:after="0" w:before="0"/>
+        <w:jc w:val="center"/>
+      </w:pPr>
+      <w:r>
+        <w:rPr>
+          <w:b/>
+          <w:sz w:val="28"/>
+        </w:rPr>
+        <w:t>Билет 2</w:t>
+      </w:r>
+    </w:p>
+    <w:p>
+      <w:pPr>
+        <w:spacing w:after="0" w:before="0"/>
+        <w:jc w:val="center"/>
+      </w:pPr>
+      <w:r>
+        <w:rPr>
+          <w:b/>
+          <w:sz w:val="28"/>
+        </w:rPr>
+        <w:t>Билет 3</w:t>
+      </w:r>
+    </w:p>
+    <w:p>
+      <w:pPr>
+        <w:spacing w:after="0" w:before="0"/>
+        <w:jc w:val="center"/>
+      </w:pPr>
+      <w:r>
+        <w:rPr>
+          <w:b/>
+          <w:sz w:val="28"/>
+        </w:rPr>
+        <w:t>Билет 4</w:t>
+      </w:r>
+    </w:p>
+    <w:p>
+      <w:pPr>
+        <w:spacing w:after="0" w:before="0"/>
+        <w:jc w:val="center"/>
+      </w:pPr>
+      <w:r>
+        <w:rPr>
+          <w:b/>
+          <w:sz w:val="28"/>
+        </w:rPr>
+        <w:t>Билет 5</w:t>
+      </w:r>
+    </w:p>
+    <w:p>
+      <w:pPr>
+        <w:spacing w:after="0" w:before="0"/>
+        <w:jc w:val="center"/>
+      </w:pPr>
+      <w:r>
+        <w:rPr>
+          <w:b/>
+          <w:sz w:val="28"/>
+        </w:rPr>
+        <w:t>Билет 6</w:t>
+      </w:r>
+    </w:p>
+    <w:p>
+      <w:pPr>
+        <w:spacing w:after="0" w:before="0"/>
+        <w:jc w:val="center"/>
+      </w:pPr>
+      <w:r>
+        <w:rPr>
+          <w:b/>
+          <w:sz w:val="28"/>
+        </w:rPr>
+        <w:t>Билет 7</w:t>
+      </w:r>
+    </w:p>
+    <w:p>
+      <w:pPr>
+        <w:spacing w:after="0" w:before="0"/>
+        <w:jc w:val="center"/>
+      </w:pPr>
+      <w:r>
+        <w:rPr>
+          <w:b/>
+          <w:sz w:val="28"/>
+        </w:rPr>
+        <w:t>Билет 8</w:t>
+      </w:r>
+    </w:p>
+    <w:p>
+      <w:pPr>
+        <w:spacing w:after="0" w:before="0"/>
+        <w:jc w:val="center"/>
+      </w:pPr>
+      <w:r>
+        <w:rPr>
+          <w:b/>
+          <w:sz w:val="28"/>
+        </w:rPr>
+        <w:t>Билет 9</w:t>
+      </w:r>
+    </w:p>
+    <w:p>
+      <w:pPr>
+        <w:spacing w:after="0" w:before="0"/>
+        <w:jc w:val="center"/>
+      </w:pPr>
+      <w:r>
+        <w:rPr>
+          <w:b/>
+          <w:sz w:val="28"/>
+        </w:rPr>
+        <w:t>Билет 10</w:t>
+      </w:r>
+    </w:p>
+    <w:p>
+      <w:pPr>
+        <w:spacing w:after="0" w:before="0"/>
+        <w:jc w:val="center"/>
+      </w:pPr>
+      <w:r>
+        <w:rPr>
+          <w:b/>
+          <w:sz w:val="28"/>
+        </w:rPr>
+        <w:t>Билет 11</w:t>
+      </w:r>
+    </w:p>
+    <w:p>
+      <w:pPr>
+        <w:spacing w:after="0" w:before="0"/>
+        <w:jc w:val="center"/>
+      </w:pPr>
+      <w:r>
+        <w:rPr>
+          <w:b/>
+          <w:sz w:val="28"/>
+        </w:rPr>
+        <w:t>Билет 12</w:t>
+      </w:r>
+    </w:p>
+    <w:p>
+      <w:pPr>
+        <w:spacing w:after="0" w:before="0"/>
+        <w:jc w:val="center"/>
+      </w:pPr>
+      <w:r>
+        <w:rPr>
+          <w:b/>
+          <w:sz w:val="28"/>
+        </w:rPr>
+        <w:t>Билет 13</w:t>
+      </w:r>
+    </w:p>
+    <w:p>
+      <w:pPr>
+        <w:spacing w:after="0" w:before="0"/>
+        <w:jc w:val="center"/>
+      </w:pPr>
+      <w:r>
+        <w:rPr>
+          <w:b/>
+          <w:sz w:val="28"/>
+        </w:rPr>
+        <w:t>Билет 14</w:t>
+      </w:r>
+    </w:p>
+    <w:p>
+      <w:pPr>
+        <w:spacing w:after="0" w:before="0"/>
+        <w:jc w:val="center"/>
+      </w:pPr>
+      <w:r>
+        <w:rPr>
+          <w:b/>
+          <w:sz w:val="28"/>
+        </w:rPr>
+        <w:t>Билет 15</w:t>
+      </w:r>
+    </w:p>
+    <w:p>
+      <w:pPr>
         <w:spacing w:before="240" w:after="120"/>
         <w:jc w:val="center"/>
       </w:pPr>
@@ -11133,7 +11523,7 @@
         <w:spacing w:after="0" w:before="40"/>
       </w:pPr>
       <w:r>
-        <w:t>15. Согласно ГОСТ 25347, какая посадка образуется при соединении вала h7 с отверстием H7?</w:t>
+        <w:t>15. Согласно ГОСТ 25346, какая посадка образуется при соединении вала h7 с отверстием H7?</w:t>
       </w:r>
     </w:p>
     <w:p>
@@ -11169,7 +11559,7 @@
         <w:ind w:left="567"/>
       </w:pPr>
       <w:r>
-        <w:t>D) Ш pressовая;</w:t>
+        <w:t>D) Прессовая (глухая);</w:t>
       </w:r>
     </w:p>
     <w:p>
@@ -13977,7 +14367,7 @@
         <w:spacing w:after="0" w:before="40"/>
       </w:pPr>
       <w:r>
-        <w:t>6. Согласно ГОСТ 25347, какому полю допуска соответствует поле d9 для вала?</w:t>
+        <w:t>6. Согласно ГОСТ 25346, какому полю допуска соответствует поле d9 для вала?</w:t>
       </w:r>
     </w:p>
     <w:p>
@@ -14435,7 +14825,7 @@
         <w:ind w:left="567"/>
       </w:pPr>
       <w:r>
-        <w:t>B) Високопрочный чугун;</w:t>
+        <w:t>B) Высокопрочный чугун;</w:t>
       </w:r>
     </w:p>
     <w:p>
